--- a/docs/DEALSTAGE_TV_SHOW_PRODUCTION_PLAN.docx
+++ b/docs/DEALSTAGE_TV_SHOW_PRODUCTION_PLAN.docx
@@ -18414,8 +18414,1242 @@
         <w:t xml:space="preserve">This document represents a comprehensive production plan based on industry standard practices, comparable format analysis, and the DealStage platform’s commercial framework. All budget figures are estimates based on 2025-2026 production market rates. License fee projections are based on publicly reported comparable deals. Brand partner revenue projections are based on existing DealStage commercial relationships and market analysis.</w:t>
       </w:r>
     </w:p>
+    <w:p>
+      <w:r>
+        <w:pict>
+          <v:rect style="width:0;height:1.5pt" o:hralign="center" o:hrstd="t" o:hr="t"/>
+        </w:pict>
+      </w:r>
+    </w:p>
     <w:bookmarkEnd w:id="114"/>
     <w:bookmarkEnd w:id="115"/>
+    <w:bookmarkStart w:id="128" w:name="review-notes-and-updates"/>
+    <w:p>
+      <w:pPr>
+        <w:pStyle w:val="Heading1"/>
+      </w:pPr>
+      <w:r>
+        <w:t xml:space="preserve">REVIEW NOTES AND UPDATES</w:t>
+      </w:r>
+    </w:p>
+    <w:p>
+      <w:pPr>
+        <w:pStyle w:val="FirstParagraph"/>
+      </w:pPr>
+      <w:r>
+        <w:rPr>
+          <w:i/>
+          <w:iCs/>
+        </w:rPr>
+        <w:t xml:space="preserve">Appended by Business Analysis Review — March 2026</w:t>
+      </w:r>
+    </w:p>
+    <w:p>
+      <w:r>
+        <w:pict>
+          <v:rect style="width:0;height:1.5pt" o:hralign="center" o:hrstd="t" o:hr="t"/>
+        </w:pict>
+      </w:r>
+    </w:p>
+    <w:bookmarkStart w:id="116" w:name="gaps"/>
+    <w:p>
+      <w:pPr>
+        <w:pStyle w:val="Heading2"/>
+      </w:pPr>
+      <w:r>
+        <w:t xml:space="preserve">GAPS</w:t>
+      </w:r>
+    </w:p>
+    <w:p>
+      <w:pPr>
+        <w:pStyle w:val="FirstParagraph"/>
+      </w:pPr>
+      <w:r>
+        <w:rPr>
+          <w:b/>
+          <w:bCs/>
+        </w:rPr>
+        <w:t xml:space="preserve">GAP 1: Season 2 and 3 Budget Projections Absent</w:t>
+      </w:r>
+      <w:r>
+        <w:t xml:space="preserve"> </w:t>
+      </w:r>
+      <w:r>
+        <w:t xml:space="preserve">The production plan is comprehensive for Season 1 but does not model Seasons 2 and 3. Investors and streaming partners will want to see how the budget evolves. Season 2 typically benefits from 10-15% efficiency gains (established crew relationships, reused set infrastructure, brand partners renewing at higher rates). A one-page Season 2-3 projection table is missing.</w:t>
+      </w:r>
+    </w:p>
+    <w:p>
+      <w:pPr>
+        <w:pStyle w:val="BodyText"/>
+      </w:pPr>
+      <w:r>
+        <w:rPr>
+          <w:b/>
+          <w:bCs/>
+        </w:rPr>
+        <w:t xml:space="preserve">GAP 2: Contingency Allocation by Department Not Specified</w:t>
+      </w:r>
+      <w:r>
+        <w:t xml:space="preserve"> </w:t>
+      </w:r>
+      <w:r>
+        <w:t xml:space="preserve">The contingency budget is stated as $1,725,000 (approximately 8% of total production costs before marketing and contingency). The document does not specify how this contingency is allocated by department or under what conditions it is released. Industry standard practice is to define a contingency release protocol with the executive producer and line producer approval thresholds.</w:t>
+      </w:r>
+    </w:p>
+    <w:p>
+      <w:pPr>
+        <w:pStyle w:val="BodyText"/>
+      </w:pPr>
+      <w:r>
+        <w:rPr>
+          <w:b/>
+          <w:bCs/>
+        </w:rPr>
+        <w:t xml:space="preserve">GAP 3: Distribution Strategy for International Markets</w:t>
+      </w:r>
+      <w:r>
+        <w:t xml:space="preserve"> </w:t>
+      </w:r>
+      <w:r>
+        <w:t xml:space="preserve">The production plan addresses the US streaming market (Netflix, Amazon, Hulu) but does not address international distribution — either as a co-production deal, territory licensing, or format sale. Competition formats like this (The Apprentice, Dragon’s Den) generate significant international format licensing revenue. This represents an unquantified upside that should at minimum be acknowledged with a placeholder estimate.</w:t>
+      </w:r>
+    </w:p>
+    <w:p>
+      <w:pPr>
+        <w:pStyle w:val="BodyText"/>
+      </w:pPr>
+      <w:r>
+        <w:rPr>
+          <w:b/>
+          <w:bCs/>
+        </w:rPr>
+        <w:t xml:space="preserve">GAP 4: Post-Production Vendor Selection Not Addressed</w:t>
+      </w:r>
+      <w:r>
+        <w:t xml:space="preserve"> </w:t>
+      </w:r>
+      <w:r>
+        <w:t xml:space="preserve">Section 7 (Post-Production) details the post workflow thoroughly but does not address vendor selection criteria, preferred post houses, or estimated turnaround time per episode for the editorial team. For a show with a 2-month post window and 10 episodes, the post calendar is tight and the document should specify episode lock dates relative to the premiere date.</w:t>
+      </w:r>
+    </w:p>
+    <w:p>
+      <w:pPr>
+        <w:pStyle w:val="BodyText"/>
+      </w:pPr>
+      <w:r>
+        <w:rPr>
+          <w:b/>
+          <w:bCs/>
+        </w:rPr>
+        <w:t xml:space="preserve">GAP 5: Diversity, Equity and Inclusion (DEI) Casting Framework</w:t>
+      </w:r>
+      <w:r>
+        <w:t xml:space="preserve"> </w:t>
+      </w:r>
+      <w:r>
+        <w:t xml:space="preserve">The casting section defines the 12 contestant archetypes (Rookie Creator, Veteran Creator, etc.) but does not include a DEI framework for how casting will ensure representation across gender, race, geography, and creator vertical. Streaming platforms in 2026 require explicit DEI casting commitments at the pitch stage. This is a material gap for a Netflix/Amazon pitch package.</w:t>
+      </w:r>
+    </w:p>
+    <w:p>
+      <w:pPr>
+        <w:pStyle w:val="BodyText"/>
+      </w:pPr>
+      <w:r>
+        <w:rPr>
+          <w:b/>
+          <w:bCs/>
+        </w:rPr>
+        <w:t xml:space="preserve">GAP 6: Insurance and Legal Framework</w:t>
+      </w:r>
+      <w:r>
+        <w:t xml:space="preserve"> </w:t>
+      </w:r>
+      <w:r>
+        <w:t xml:space="preserve">The budget does not itemize production insurance (E&amp;O, general liability, equipment, weather contingency) or legal fees (contestant agreements, music licensing, IP clearances, format protection). These are standard budget line items that are absent from the current breakdown.</w:t>
+      </w:r>
+    </w:p>
+    <w:p>
+      <w:r>
+        <w:pict>
+          <v:rect style="width:0;height:1.5pt" o:hralign="center" o:hrstd="t" o:hr="t"/>
+        </w:pict>
+      </w:r>
+    </w:p>
+    <w:bookmarkEnd w:id="116"/>
+    <w:bookmarkStart w:id="117" w:name="inconsistencies"/>
+    <w:p>
+      <w:pPr>
+        <w:pStyle w:val="Heading2"/>
+      </w:pPr>
+      <w:r>
+        <w:t xml:space="preserve">INCONSISTENCIES</w:t>
+      </w:r>
+    </w:p>
+    <w:p>
+      <w:pPr>
+        <w:pStyle w:val="FirstParagraph"/>
+      </w:pPr>
+      <w:r>
+        <w:rPr>
+          <w:b/>
+          <w:bCs/>
+        </w:rPr>
+        <w:t xml:space="preserve">INCONSISTENCY 1: Prize Structure vs. Above-the-Line Budget</w:t>
+      </w:r>
+      <w:r>
+        <w:t xml:space="preserve"> </w:t>
+      </w:r>
+      <w:r>
+        <w:t xml:space="preserve">The grand prize is stated as $1,000,000 offset by the Tier 1 Title Sponsor fee of $2,000,000 — implying the prize is fully funded by the sponsor. However, the above-the-line budget does not explicitly show the prize as a line item, and it is unclear whether the $1M prize appears in the contestant/talent budget or is treated as a pass-through from the brand partner. The financial treatment needs clarification to avoid confusion in the budget summary.</w:t>
+      </w:r>
+      <w:r>
+        <w:t xml:space="preserve"> </w:t>
+      </w:r>
+      <w:r>
+        <w:t xml:space="preserve">FIX: Add a explicit note in the prize structure section stating:</w:t>
+      </w:r>
+      <w:r>
+        <w:t xml:space="preserve"> </w:t>
+      </w:r>
+      <w:r>
+        <w:t xml:space="preserve">“The $1,000,000 grand prize is a pass-through from the Tier 1 Title Sponsor fee and does not appear as a net production cost. It is shown in the brand partner revenue section as an offset.”</w:t>
+      </w:r>
+    </w:p>
+    <w:p>
+      <w:pPr>
+        <w:pStyle w:val="BodyText"/>
+      </w:pPr>
+      <w:r>
+        <w:rPr>
+          <w:b/>
+          <w:bCs/>
+        </w:rPr>
+        <w:t xml:space="preserve">INCONSISTENCY 2: Episode Count —</w:t>
+      </w:r>
+      <w:r>
+        <w:rPr>
+          <w:b/>
+          <w:bCs/>
+        </w:rPr>
+        <w:t xml:space="preserve"> </w:t>
+      </w:r>
+      <w:r>
+        <w:rPr>
+          <w:b/>
+          <w:bCs/>
+        </w:rPr>
+        <w:t xml:space="preserve">“10 Episodes”</w:t>
+      </w:r>
+      <w:r>
+        <w:rPr>
+          <w:b/>
+          <w:bCs/>
+        </w:rPr>
+        <w:t xml:space="preserve"> </w:t>
+      </w:r>
+      <w:r>
+        <w:rPr>
+          <w:b/>
+          <w:bCs/>
+        </w:rPr>
+        <w:t xml:space="preserve">vs References to</w:t>
+      </w:r>
+      <w:r>
+        <w:rPr>
+          <w:b/>
+          <w:bCs/>
+        </w:rPr>
+        <w:t xml:space="preserve"> </w:t>
+      </w:r>
+      <w:r>
+        <w:rPr>
+          <w:b/>
+          <w:bCs/>
+        </w:rPr>
+        <w:t xml:space="preserve">“12 Episodes”</w:t>
+      </w:r>
+      <w:r>
+        <w:t xml:space="preserve"> </w:t>
+      </w:r>
+      <w:r>
+        <w:t xml:space="preserve">The budget is built around 10 production episodes, which matches the Season 1 format. However, two narrative sections reference</w:t>
+      </w:r>
+      <w:r>
+        <w:t xml:space="preserve"> </w:t>
+      </w:r>
+      <w:r>
+        <w:t xml:space="preserve">“12 contestants competing over the season”</w:t>
+      </w:r>
+      <w:r>
+        <w:t xml:space="preserve"> </w:t>
+      </w:r>
+      <w:r>
+        <w:t xml:space="preserve">and</w:t>
+      </w:r>
+      <w:r>
+        <w:t xml:space="preserve"> </w:t>
+      </w:r>
+      <w:r>
+        <w:t xml:space="preserve">“12 episodes”</w:t>
+      </w:r>
+      <w:r>
+        <w:t xml:space="preserve"> </w:t>
+      </w:r>
+      <w:r>
+        <w:t xml:space="preserve">in describing the arc. If there are 12 contestants and 10 episodes, the episode count needs to be reconciled (do 2 contestants get eliminated in a double-elimination episode? Is there a 2-part finale?). This ambiguity should be resolved.</w:t>
+      </w:r>
+      <w:r>
+        <w:t xml:space="preserve"> </w:t>
+      </w:r>
+      <w:r>
+        <w:t xml:space="preserve">FIX: Clarify the episode structure. Recommend: 10 competition episodes + 1 reunion/finale special = 11 episodes total, or confirm 10 episodes with double eliminations in Episodes 1 and 2.</w:t>
+      </w:r>
+    </w:p>
+    <w:p>
+      <w:pPr>
+        <w:pStyle w:val="BodyText"/>
+      </w:pPr>
+      <w:r>
+        <w:rPr>
+          <w:b/>
+          <w:bCs/>
+        </w:rPr>
+        <w:t xml:space="preserve">INCONSISTENCY 3: Timeline Math — 16 Months Does Not Sum to 16</w:t>
+      </w:r>
+      <w:r>
+        <w:t xml:space="preserve"> </w:t>
+      </w:r>
+      <w:r>
+        <w:t xml:space="preserve">The production timeline lists eight phases of 2 months each = 16 months total. However, phases 3 and 4 (brand deal negotiation and casting) are listed as occurring in parallel in the narrative, which would compress the timeline to 14 months. The document should clarify whether phases are sequential or parallel, and present the timeline as a Gantt-style breakdown rather than a simple list.</w:t>
+      </w:r>
+      <w:r>
+        <w:t xml:space="preserve"> </w:t>
+      </w:r>
+      <w:r>
+        <w:t xml:space="preserve">FIX: Revise the timeline section to show which phases are sequential vs. parallel. The realistic production-start-to-premiere timeline for a show of this scope is 12-18 months, so both 14-month and 16-month scenarios are valid — but the document should commit to one.</w:t>
+      </w:r>
+    </w:p>
+    <w:p>
+      <w:pPr>
+        <w:pStyle w:val="BodyText"/>
+      </w:pPr>
+      <w:r>
+        <w:rPr>
+          <w:b/>
+          <w:bCs/>
+        </w:rPr>
+        <w:t xml:space="preserve">INCONSISTENCY 4: Marketing Budget Scope</w:t>
+      </w:r>
+      <w:r>
+        <w:t xml:space="preserve"> </w:t>
+      </w:r>
+      <w:r>
+        <w:t xml:space="preserve">The marketing budget of $2,490,000 is described in one section as</w:t>
+      </w:r>
+      <w:r>
+        <w:t xml:space="preserve"> </w:t>
+      </w:r>
+      <w:r>
+        <w:t xml:space="preserve">“network and streaming platform marketing support”</w:t>
+      </w:r>
+      <w:r>
+        <w:t xml:space="preserve"> </w:t>
+      </w:r>
+      <w:r>
+        <w:t xml:space="preserve">and in another section as</w:t>
+      </w:r>
+      <w:r>
+        <w:t xml:space="preserve"> </w:t>
+      </w:r>
+      <w:r>
+        <w:t xml:space="preserve">“DealStage-funded marketing.”</w:t>
+      </w:r>
+      <w:r>
+        <w:t xml:space="preserve"> </w:t>
+      </w:r>
+      <w:r>
+        <w:t xml:space="preserve">These are two very different things. Streaming platforms typically fund their own marketing for originals. If this budget is streaming-platform-funded, it should not appear as a DealStage production cost. If DealStage is funding supplemental marketing, the scope and channels need to be defined.</w:t>
+      </w:r>
+      <w:r>
+        <w:t xml:space="preserve"> </w:t>
+      </w:r>
+      <w:r>
+        <w:t xml:space="preserve">FIX: Clarify whether the $2.49M marketing budget is (a) funded by the streaming platform as part of the license deal, (b) funded by DealStage out-of-pocket, or (c) shared. Adjust the net production cost figure accordingly.</w:t>
+      </w:r>
+    </w:p>
+    <w:p>
+      <w:r>
+        <w:pict>
+          <v:rect style="width:0;height:1.5pt" o:hralign="center" o:hrstd="t" o:hr="t"/>
+        </w:pict>
+      </w:r>
+    </w:p>
+    <w:bookmarkEnd w:id="117"/>
+    <w:bookmarkStart w:id="118" w:name="sections-needing-more-detail"/>
+    <w:p>
+      <w:pPr>
+        <w:pStyle w:val="Heading2"/>
+      </w:pPr>
+      <w:r>
+        <w:t xml:space="preserve">SECTIONS NEEDING MORE DETAIL</w:t>
+      </w:r>
+    </w:p>
+    <w:p>
+      <w:pPr>
+        <w:pStyle w:val="FirstParagraph"/>
+      </w:pPr>
+      <w:r>
+        <w:rPr>
+          <w:b/>
+          <w:bCs/>
+        </w:rPr>
+        <w:t xml:space="preserve">SECTION 1: Streaming Platform Pitch Strategy</w:t>
+      </w:r>
+      <w:r>
+        <w:t xml:space="preserve"> </w:t>
+      </w:r>
+      <w:r>
+        <w:t xml:space="preserve">The document references Netflix, Amazon, and Hulu as target platforms but does not detail the pitch strategy. Which platform is approached first? Is this a simultaneous submission or sequential? Who are the key creative executives at each platform for unscripted competition content? This section should include: pitch package components, target executive contacts by platform, and a decision timeline.</w:t>
+      </w:r>
+    </w:p>
+    <w:p>
+      <w:pPr>
+        <w:pStyle w:val="BodyText"/>
+      </w:pPr>
+      <w:r>
+        <w:rPr>
+          <w:b/>
+          <w:bCs/>
+        </w:rPr>
+        <w:t xml:space="preserve">SECTION 2: Contestant Acquisition and NDA/Legal Structure</w:t>
+      </w:r>
+      <w:r>
+        <w:t xml:space="preserve"> </w:t>
+      </w:r>
+      <w:r>
+        <w:t xml:space="preserve">The casting section describes how contestants are sourced but does not address the legal structure. Contestants are DealStage users — meaning they have an existing commercial relationship with the platform. The appearance fee, IP rights to their story, non-disparagement terms, and prize tax implications must be addressed. This is particularly important given that contestants’ deals from the show are used as DealStage marketing material.</w:t>
+      </w:r>
+    </w:p>
+    <w:p>
+      <w:pPr>
+        <w:pStyle w:val="BodyText"/>
+      </w:pPr>
+      <w:r>
+        <w:rPr>
+          <w:b/>
+          <w:bCs/>
+        </w:rPr>
+        <w:t xml:space="preserve">SECTION 3: Revenue Waterfall Under Each Streaming Scenario</w:t>
+      </w:r>
+      <w:r>
+        <w:t xml:space="preserve"> </w:t>
+      </w:r>
+      <w:r>
+        <w:t xml:space="preserve">The document presents three streaming scenarios (Conservative $15M, Moderate $25M, Aggressive $40M) but does not show a revenue waterfall under each scenario — i.e., what DealStage nets after production costs ($21.76M), what the investor return looks like, and what the break-even scenario is. A simple waterfall table would make this section investment-grade.</w:t>
+      </w:r>
+    </w:p>
+    <w:p>
+      <w:pPr>
+        <w:pStyle w:val="BodyText"/>
+      </w:pPr>
+      <w:r>
+        <w:rPr>
+          <w:b/>
+          <w:bCs/>
+        </w:rPr>
+        <w:t xml:space="preserve">SECTION 4: Crew Rates vs. Union Scale</w:t>
+      </w:r>
+      <w:r>
+        <w:t xml:space="preserve"> </w:t>
+      </w:r>
+      <w:r>
+        <w:t xml:space="preserve">The crew budget of $3.8M covers 85+ positions. The document does not specify whether crew rates are based on SAG-AFTRA, DGA, WGA, or IATSE scale, or whether this is a non-union production. This is a critical distinction: union productions have minimum rates, pension/health contributions (~25-30% on top of rate), and work rule requirements that significantly affect budget. If this is a union production, the crew budget may be understated.</w:t>
+      </w:r>
+    </w:p>
+    <w:p>
+      <w:pPr>
+        <w:pStyle w:val="BodyText"/>
+      </w:pPr>
+      <w:r>
+        <w:rPr>
+          <w:b/>
+          <w:bCs/>
+        </w:rPr>
+        <w:t xml:space="preserve">SECTION 5: On-Platform Integration Details</w:t>
+      </w:r>
+      <w:r>
+        <w:t xml:space="preserve"> </w:t>
+      </w:r>
+      <w:r>
+        <w:t xml:space="preserve">The show’s core premise is that contestants use the DealStage platform during competition. The production plan describes this at a high level but does not specify: how the AI Match Engine results are visualized on-screen, what happens if a contestant’s DealStage deal falls through during filming, how platform data is shared with production for storytelling purposes, and the data use consent structure with contestants and brands.</w:t>
+      </w:r>
+    </w:p>
+    <w:p>
+      <w:r>
+        <w:pict>
+          <v:rect style="width:0;height:1.5pt" o:hralign="center" o:hrstd="t" o:hr="t"/>
+        </w:pict>
+      </w:r>
+    </w:p>
+    <w:bookmarkEnd w:id="118"/>
+    <w:bookmarkStart w:id="119" w:name="outdated-information"/>
+    <w:p>
+      <w:pPr>
+        <w:pStyle w:val="Heading2"/>
+      </w:pPr>
+      <w:r>
+        <w:t xml:space="preserve">OUTDATED INFORMATION</w:t>
+      </w:r>
+    </w:p>
+    <w:p>
+      <w:pPr>
+        <w:pStyle w:val="FirstParagraph"/>
+      </w:pPr>
+      <w:r>
+        <w:rPr>
+          <w:b/>
+          <w:bCs/>
+        </w:rPr>
+        <w:t xml:space="preserve">OUTDATED 1: Streaming Deal Comparables</w:t>
+      </w:r>
+      <w:r>
+        <w:t xml:space="preserve"> </w:t>
+      </w:r>
+      <w:r>
+        <w:t xml:space="preserve">The document cites Netflix paying $4M per episode for comparable unscripted competition formats. The streaming market in 2025-2026 has contracted from 2021-2022 peaks. Original content budgets across major streamers have been reduced 15-25% from peak. The $4M/episode comparable may be high. A more conservative current benchmark for premium competition unscripted is $2M-$3.5M per episode for a first-season show from an unproven format. The working assumption of $3M/episode ($30M conservative deal) should be revised to $2.5M/episode ($25M) as the base case, consistent with the Financial Models document.</w:t>
+      </w:r>
+      <w:r>
+        <w:t xml:space="preserve"> </w:t>
+      </w:r>
+      <w:r>
+        <w:t xml:space="preserve">FIX: Update comparables to reflect 2025-2026 market rates. Revise working assumption to $2.5M/episode = $25M base case to align with FINANCIAL_MODELS_AND_PITCH_DECK.md.</w:t>
+      </w:r>
+    </w:p>
+    <w:p>
+      <w:pPr>
+        <w:pStyle w:val="BodyText"/>
+      </w:pPr>
+      <w:r>
+        <w:rPr>
+          <w:b/>
+          <w:bCs/>
+        </w:rPr>
+        <w:t xml:space="preserve">OUTDATED 2: Creator Economy Competition Show Landscape</w:t>
+      </w:r>
+      <w:r>
+        <w:t xml:space="preserve"> </w:t>
+      </w:r>
+      <w:r>
+        <w:t xml:space="preserve">The competitive analysis references several shows as the competitive set. Since the original draft, Netflix launched additional creator economy content and several competition formats have premiered or been cancelled. The competitive landscape section should be refreshed with 2025-2026 data.</w:t>
+      </w:r>
+    </w:p>
+    <w:p>
+      <w:pPr>
+        <w:pStyle w:val="BodyText"/>
+      </w:pPr>
+      <w:r>
+        <w:rPr>
+          <w:b/>
+          <w:bCs/>
+        </w:rPr>
+        <w:t xml:space="preserve">OUTDATED 3: Production Cost Inflation</w:t>
+      </w:r>
+      <w:r>
+        <w:t xml:space="preserve"> </w:t>
+      </w:r>
+      <w:r>
+        <w:t xml:space="preserve">The budget uses 2025-2026 production market rates per the document’s own disclaimer, which is appropriate. However, several individual line items (specifically location fees in Los Angeles and above-the-line talent rates for experienced unscripted showrunners) have increased 8-12% since 2024 due to post-strike market normalization. The total production budget may need a 5-8% uplift to remain realistic.</w:t>
+      </w:r>
+    </w:p>
+    <w:p>
+      <w:r>
+        <w:pict>
+          <v:rect style="width:0;height:1.5pt" o:hralign="center" o:hrstd="t" o:hr="t"/>
+        </w:pict>
+      </w:r>
+    </w:p>
+    <w:bookmarkEnd w:id="119"/>
+    <w:bookmarkStart w:id="120" w:name="recommendations"/>
+    <w:p>
+      <w:pPr>
+        <w:pStyle w:val="Heading2"/>
+      </w:pPr>
+      <w:r>
+        <w:t xml:space="preserve">RECOMMENDATIONS</w:t>
+      </w:r>
+    </w:p>
+    <w:p>
+      <w:pPr>
+        <w:pStyle w:val="FirstParagraph"/>
+      </w:pPr>
+      <w:r>
+        <w:rPr>
+          <w:b/>
+          <w:bCs/>
+        </w:rPr>
+        <w:t xml:space="preserve">RECOMMENDATION 1: Add a Revenue Waterfall Table</w:t>
+      </w:r>
+      <w:r>
+        <w:t xml:space="preserve"> </w:t>
+      </w:r>
+      <w:r>
+        <w:t xml:space="preserve">Create a simple table showing: Production Cost ($21.76M), Streaming Deal (Conservative $15M / Moderate $25M / Aggressive $40M), Brand Partner Revenue ($8.5M), Prize Offset ($1M), Net Position per scenario. This is the most critical missing financial element for investor and streaming partner conversations.</w:t>
+      </w:r>
+    </w:p>
+    <w:p>
+      <w:pPr>
+        <w:pStyle w:val="BodyText"/>
+      </w:pPr>
+      <w:r>
+        <w:rPr>
+          <w:b/>
+          <w:bCs/>
+        </w:rPr>
+        <w:t xml:space="preserve">RECOMMENDATION 2: Resolve Episode Count and Eliminate Structure</w:t>
+      </w:r>
+      <w:r>
+        <w:t xml:space="preserve"> </w:t>
+      </w:r>
+      <w:r>
+        <w:t xml:space="preserve">Commit to a definitive episode count (recommend 10 competition episodes + 1 two-hour finale = 11 episodes) and specify the elimination structure explicitly. This should appear in Section 1 of the production plan and all subsequent references should use the same number.</w:t>
+      </w:r>
+    </w:p>
+    <w:p>
+      <w:pPr>
+        <w:pStyle w:val="BodyText"/>
+      </w:pPr>
+      <w:r>
+        <w:rPr>
+          <w:b/>
+          <w:bCs/>
+        </w:rPr>
+        <w:t xml:space="preserve">RECOMMENDATION 3: Add Union/Non-Union Decision and Its Budget Impact</w:t>
+      </w:r>
+      <w:r>
+        <w:t xml:space="preserve"> </w:t>
+      </w:r>
+      <w:r>
+        <w:t xml:space="preserve">Add a single section addressing the production’s union status. If union, add a note that crew budget includes union fringes (~25-30% on top of stated rates) and confirm the current $3.8M reflects that. If non-union, note the associated risks (crew poaching, credibility with network partners). This is a decision that affects both budget accuracy and platform pitch viability.</w:t>
+      </w:r>
+    </w:p>
+    <w:p>
+      <w:pPr>
+        <w:pStyle w:val="BodyText"/>
+      </w:pPr>
+      <w:r>
+        <w:rPr>
+          <w:b/>
+          <w:bCs/>
+        </w:rPr>
+        <w:t xml:space="preserve">RECOMMENDATION 4: Develop a DEI Casting Commitment Section</w:t>
+      </w:r>
+      <w:r>
+        <w:t xml:space="preserve"> </w:t>
+      </w:r>
+      <w:r>
+        <w:t xml:space="preserve">Add a half-page DEI casting commitment that defines representation targets across the 12 contestant slots: gender balance, racial/ethnic diversity, geographic diversity (not all LA/NYC), and creator vertical diversity (fitness, beauty, finance, food, gaming, lifestyle). Netflix and Amazon both require this as part of the pitch package.</w:t>
+      </w:r>
+    </w:p>
+    <w:p>
+      <w:pPr>
+        <w:pStyle w:val="BodyText"/>
+      </w:pPr>
+      <w:r>
+        <w:rPr>
+          <w:b/>
+          <w:bCs/>
+        </w:rPr>
+        <w:t xml:space="preserve">RECOMMENDATION 5: Add International Format Licensing Placeholder</w:t>
+      </w:r>
+      <w:r>
+        <w:t xml:space="preserve"> </w:t>
+      </w:r>
+      <w:r>
+        <w:t xml:space="preserve">Add a single paragraph in the revenue section acknowledging international format licensing as an upside scenario. Competition formats with strong IP (as The Deal Stage has) typically generate $500K-$2M per territory in format fees. Even a conservative estimate of 3 international territories at $750K each = $2.25M in additional Season 1 revenue that is currently not modeled.</w:t>
+      </w:r>
+    </w:p>
+    <w:p>
+      <w:r>
+        <w:pict>
+          <v:rect style="width:0;height:1.5pt" o:hralign="center" o:hrstd="t" o:hr="t"/>
+        </w:pict>
+      </w:r>
+    </w:p>
+    <w:bookmarkEnd w:id="120"/>
+    <w:bookmarkStart w:id="121" w:name="overall-grade-a-"/>
+    <w:p>
+      <w:pPr>
+        <w:pStyle w:val="Heading2"/>
+      </w:pPr>
+      <w:r>
+        <w:t xml:space="preserve">OVERALL GRADE: A-</w:t>
+      </w:r>
+    </w:p>
+    <w:p>
+      <w:pPr>
+        <w:pStyle w:val="FirstParagraph"/>
+      </w:pPr>
+      <w:r>
+        <w:rPr>
+          <w:b/>
+          <w:bCs/>
+        </w:rPr>
+        <w:t xml:space="preserve">Rationale:</w:t>
+      </w:r>
+      <w:r>
+        <w:t xml:space="preserve"> </w:t>
+      </w:r>
+      <w:r>
+        <w:t xml:space="preserve">DEALSTAGE_TV_SHOW_PRODUCTION_PLAN.md is the most technically complete document in the reviewed set. All 12 sections are present and substantively developed. The budget at $21,760,500 is internally consistent across all line items. The 85+ crew positions demonstrate genuine production expertise. The 16-month timeline is realistic for a show of this scope. The streaming comparables and brand partner tier structure are well-researched and aligned with industry standards. The document earns an A- rather than a full A for the following reasons: (1) The episode count/elimination structure inconsistency (10 vs 12) is a material ambiguity in a production plan. (2) The marketing budget funding source is unclear, which could misstate the net production cost. (3) The absence of a revenue waterfall table means a reader cannot quickly determine the deal economics. (4) Union status and its budget impact is not addressed. These are all fixable issues that do not undermine the document’s overall quality — they are gaps that need filling before this plan is presented to streaming executives or production finance partners.</w:t>
+      </w:r>
+    </w:p>
+    <w:p>
+      <w:r>
+        <w:pict>
+          <v:rect style="width:0;height:1.5pt" o:hralign="center" o:hrstd="t" o:hr="t"/>
+        </w:pict>
+      </w:r>
+    </w:p>
+    <w:bookmarkEnd w:id="121"/>
+    <w:bookmarkStart w:id="127" w:name="corrections-and-expansions"/>
+    <w:p>
+      <w:pPr>
+        <w:pStyle w:val="Heading2"/>
+      </w:pPr>
+      <w:r>
+        <w:t xml:space="preserve">CORRECTIONS AND EXPANSIONS</w:t>
+      </w:r>
+    </w:p>
+    <w:bookmarkStart w:id="122" w:name="X7258aae108b43c3a5ee66e7ab3c7c1d0a9a4d9b"/>
+    <w:p>
+      <w:pPr>
+        <w:pStyle w:val="Heading3"/>
+      </w:pPr>
+      <w:r>
+        <w:t xml:space="preserve">Correction 1: Clarify Prize as Pass-Through</w:t>
+      </w:r>
+    </w:p>
+    <w:p>
+      <w:pPr>
+        <w:pStyle w:val="FirstParagraph"/>
+      </w:pPr>
+      <w:r>
+        <w:t xml:space="preserve">In the budget section, add a note that the $1,000,000 grand prize is funded by the Tier 1 Title Sponsor and represents a pass-through — it is not a net production cost to DealStage. Net brand partner revenue after prize = $8.5M - $1M = $7.5M, or alternatively, the prize is included in the sponsor’s $2M fee and the show merely facilitates the payout.</w:t>
+      </w:r>
+    </w:p>
+    <w:bookmarkEnd w:id="122"/>
+    <w:bookmarkStart w:id="123" w:name="correction-2-align-episode-count"/>
+    <w:p>
+      <w:pPr>
+        <w:pStyle w:val="Heading3"/>
+      </w:pPr>
+      <w:r>
+        <w:t xml:space="preserve">Correction 2: Align Episode Count</w:t>
+      </w:r>
+    </w:p>
+    <w:p>
+      <w:pPr>
+        <w:pStyle w:val="FirstParagraph"/>
+      </w:pPr>
+      <w:r>
+        <w:t xml:space="preserve">Standardize all episode references to</w:t>
+      </w:r>
+      <w:r>
+        <w:t xml:space="preserve"> </w:t>
+      </w:r>
+      <w:r>
+        <w:t xml:space="preserve">“10 competition episodes”</w:t>
+      </w:r>
+      <w:r>
+        <w:t xml:space="preserve"> </w:t>
+      </w:r>
+      <w:r>
+        <w:t xml:space="preserve">throughout the document. If a reunion/finale special is planned, designate it as Episode 11 (bonus/special) and note that the streaming deal covers 10 primary episodes. Resolve all</w:t>
+      </w:r>
+      <w:r>
+        <w:t xml:space="preserve"> </w:t>
+      </w:r>
+      <w:r>
+        <w:t xml:space="preserve">“12 episodes”</w:t>
+      </w:r>
+      <w:r>
+        <w:t xml:space="preserve"> </w:t>
+      </w:r>
+      <w:r>
+        <w:t xml:space="preserve">references by specifying what happens in episodes where multiple eliminations occur.</w:t>
+      </w:r>
+    </w:p>
+    <w:bookmarkEnd w:id="123"/>
+    <w:bookmarkStart w:id="124" w:name="X29ec16c30a49b623bdeaaa52758ec888e692146"/>
+    <w:p>
+      <w:pPr>
+        <w:pStyle w:val="Heading3"/>
+      </w:pPr>
+      <w:r>
+        <w:t xml:space="preserve">Correction 3: Update Streaming Base Case to $25M</w:t>
+      </w:r>
+    </w:p>
+    <w:p>
+      <w:pPr>
+        <w:pStyle w:val="FirstParagraph"/>
+      </w:pPr>
+      <w:r>
+        <w:t xml:space="preserve">Revise the working base case from</w:t>
+      </w:r>
+      <w:r>
+        <w:t xml:space="preserve"> </w:t>
+      </w:r>
+      <w:r>
+        <w:t xml:space="preserve">“Conservative $30M ($3M/episode)”</w:t>
+      </w:r>
+      <w:r>
+        <w:t xml:space="preserve"> </w:t>
+      </w:r>
+      <w:r>
+        <w:t xml:space="preserve">to</w:t>
+      </w:r>
+      <w:r>
+        <w:t xml:space="preserve"> </w:t>
+      </w:r>
+      <w:r>
+        <w:t xml:space="preserve">“Base Case $25M ($2.5M/episode)”</w:t>
+      </w:r>
+      <w:r>
+        <w:t xml:space="preserve"> </w:t>
+      </w:r>
+      <w:r>
+        <w:t xml:space="preserve">to align with FINANCIAL_MODELS_AND_PITCH_DECK.md. Retain the Aggressive scenario at $40M ($4M/episode) as the upside. Define a new Conservative scenario at $15M ($1.5M/episode) as the downside protection figure.</w:t>
+      </w:r>
+    </w:p>
+    <w:bookmarkEnd w:id="124"/>
+    <w:bookmarkStart w:id="125" w:name="Xd17157c0d9269917920763ec2304777154fa2cc"/>
+    <w:p>
+      <w:pPr>
+        <w:pStyle w:val="Heading3"/>
+      </w:pPr>
+      <w:r>
+        <w:t xml:space="preserve">Expansion 1: Revenue Waterfall by Scenario</w:t>
+      </w:r>
+    </w:p>
+    <w:tbl>
+      <w:tblPr>
+        <w:tblStyle w:val="Table"/>
+        <w:tblW w:type="pct" w:w="5000"/>
+        <w:tblLayout w:type="fixed"/>
+        <w:tblLook w:firstRow="1" w:lastRow="0" w:firstColumn="0" w:lastColumn="0" w:noHBand="0" w:noVBand="0" w:val="0020"/>
+      </w:tblPr>
+      <w:tblGrid>
+        <w:gridCol w:w="1980"/>
+        <w:gridCol w:w="1980"/>
+        <w:gridCol w:w="1980"/>
+        <w:gridCol w:w="1980"/>
+      </w:tblGrid>
+      <w:tr>
+        <w:trPr>
+          <w:tblHeader w:val="on"/>
+        </w:trPr>
+        <w:tc>
+          <w:tcPr/>
+          <w:p>
+            <w:pPr>
+              <w:pStyle w:val="Compact"/>
+            </w:pPr>
+            <w:r>
+              <w:t xml:space="preserve">Revenue/Cost Item</w:t>
+            </w:r>
+          </w:p>
+        </w:tc>
+        <w:tc>
+          <w:tcPr/>
+          <w:p>
+            <w:pPr>
+              <w:pStyle w:val="Compact"/>
+            </w:pPr>
+            <w:r>
+              <w:t xml:space="preserve">Conservative</w:t>
+            </w:r>
+          </w:p>
+        </w:tc>
+        <w:tc>
+          <w:tcPr/>
+          <w:p>
+            <w:pPr>
+              <w:pStyle w:val="Compact"/>
+            </w:pPr>
+            <w:r>
+              <w:t xml:space="preserve">Base Case</w:t>
+            </w:r>
+          </w:p>
+        </w:tc>
+        <w:tc>
+          <w:tcPr/>
+          <w:p>
+            <w:pPr>
+              <w:pStyle w:val="Compact"/>
+            </w:pPr>
+            <w:r>
+              <w:t xml:space="preserve">Aggressive</w:t>
+            </w:r>
+          </w:p>
+        </w:tc>
+      </w:tr>
+      <w:tr>
+        <w:tc>
+          <w:tcPr/>
+          <w:p>
+            <w:pPr>
+              <w:pStyle w:val="Compact"/>
+            </w:pPr>
+            <w:r>
+              <w:t xml:space="preserve">Streaming License Fee</w:t>
+            </w:r>
+          </w:p>
+        </w:tc>
+        <w:tc>
+          <w:tcPr/>
+          <w:p>
+            <w:pPr>
+              <w:pStyle w:val="Compact"/>
+            </w:pPr>
+            <w:r>
+              <w:t xml:space="preserve">$15,000,000</w:t>
+            </w:r>
+          </w:p>
+        </w:tc>
+        <w:tc>
+          <w:tcPr/>
+          <w:p>
+            <w:pPr>
+              <w:pStyle w:val="Compact"/>
+            </w:pPr>
+            <w:r>
+              <w:t xml:space="preserve">$25,000,000</w:t>
+            </w:r>
+          </w:p>
+        </w:tc>
+        <w:tc>
+          <w:tcPr/>
+          <w:p>
+            <w:pPr>
+              <w:pStyle w:val="Compact"/>
+            </w:pPr>
+            <w:r>
+              <w:t xml:space="preserve">$40,000,000</w:t>
+            </w:r>
+          </w:p>
+        </w:tc>
+      </w:tr>
+      <w:tr>
+        <w:tc>
+          <w:tcPr/>
+          <w:p>
+            <w:pPr>
+              <w:pStyle w:val="Compact"/>
+            </w:pPr>
+            <w:r>
+              <w:t xml:space="preserve">Brand Partner Revenue</w:t>
+            </w:r>
+          </w:p>
+        </w:tc>
+        <w:tc>
+          <w:tcPr/>
+          <w:p>
+            <w:pPr>
+              <w:pStyle w:val="Compact"/>
+            </w:pPr>
+            <w:r>
+              <w:t xml:space="preserve">$8,500,000</w:t>
+            </w:r>
+          </w:p>
+        </w:tc>
+        <w:tc>
+          <w:tcPr/>
+          <w:p>
+            <w:pPr>
+              <w:pStyle w:val="Compact"/>
+            </w:pPr>
+            <w:r>
+              <w:t xml:space="preserve">$8,500,000</w:t>
+            </w:r>
+          </w:p>
+        </w:tc>
+        <w:tc>
+          <w:tcPr/>
+          <w:p>
+            <w:pPr>
+              <w:pStyle w:val="Compact"/>
+            </w:pPr>
+            <w:r>
+              <w:t xml:space="preserve">$8,500,000</w:t>
+            </w:r>
+          </w:p>
+        </w:tc>
+      </w:tr>
+      <w:tr>
+        <w:tc>
+          <w:tcPr/>
+          <w:p>
+            <w:pPr>
+              <w:pStyle w:val="Compact"/>
+            </w:pPr>
+            <w:r>
+              <w:t xml:space="preserve">Grand Prize (pass-through, offset)</w:t>
+            </w:r>
+          </w:p>
+        </w:tc>
+        <w:tc>
+          <w:tcPr/>
+          <w:p>
+            <w:pPr>
+              <w:pStyle w:val="Compact"/>
+            </w:pPr>
+            <w:r>
+              <w:t xml:space="preserve">($1,000,000)</w:t>
+            </w:r>
+          </w:p>
+        </w:tc>
+        <w:tc>
+          <w:tcPr/>
+          <w:p>
+            <w:pPr>
+              <w:pStyle w:val="Compact"/>
+            </w:pPr>
+            <w:r>
+              <w:t xml:space="preserve">($1,000,000)</w:t>
+            </w:r>
+          </w:p>
+        </w:tc>
+        <w:tc>
+          <w:tcPr/>
+          <w:p>
+            <w:pPr>
+              <w:pStyle w:val="Compact"/>
+            </w:pPr>
+            <w:r>
+              <w:t xml:space="preserve">($1,000,000)</w:t>
+            </w:r>
+          </w:p>
+        </w:tc>
+      </w:tr>
+      <w:tr>
+        <w:tc>
+          <w:tcPr/>
+          <w:p>
+            <w:pPr>
+              <w:pStyle w:val="Compact"/>
+            </w:pPr>
+            <w:r>
+              <w:rPr>
+                <w:b/>
+                <w:bCs/>
+              </w:rPr>
+              <w:t xml:space="preserve">Total Revenue</w:t>
+            </w:r>
+          </w:p>
+        </w:tc>
+        <w:tc>
+          <w:tcPr/>
+          <w:p>
+            <w:pPr>
+              <w:pStyle w:val="Compact"/>
+            </w:pPr>
+            <w:r>
+              <w:rPr>
+                <w:b/>
+                <w:bCs/>
+              </w:rPr>
+              <w:t xml:space="preserve">$22,500,000</w:t>
+            </w:r>
+          </w:p>
+        </w:tc>
+        <w:tc>
+          <w:tcPr/>
+          <w:p>
+            <w:pPr>
+              <w:pStyle w:val="Compact"/>
+            </w:pPr>
+            <w:r>
+              <w:rPr>
+                <w:b/>
+                <w:bCs/>
+              </w:rPr>
+              <w:t xml:space="preserve">$32,500,000</w:t>
+            </w:r>
+          </w:p>
+        </w:tc>
+        <w:tc>
+          <w:tcPr/>
+          <w:p>
+            <w:pPr>
+              <w:pStyle w:val="Compact"/>
+            </w:pPr>
+            <w:r>
+              <w:rPr>
+                <w:b/>
+                <w:bCs/>
+              </w:rPr>
+              <w:t xml:space="preserve">$47,500,000</w:t>
+            </w:r>
+          </w:p>
+        </w:tc>
+      </w:tr>
+      <w:tr>
+        <w:tc>
+          <w:tcPr/>
+          <w:p>
+            <w:pPr>
+              <w:pStyle w:val="Compact"/>
+            </w:pPr>
+            <w:r>
+              <w:t xml:space="preserve">Total Production Cost</w:t>
+            </w:r>
+          </w:p>
+        </w:tc>
+        <w:tc>
+          <w:tcPr/>
+          <w:p>
+            <w:pPr>
+              <w:pStyle w:val="Compact"/>
+            </w:pPr>
+            <w:r>
+              <w:t xml:space="preserve">($21,760,500)</w:t>
+            </w:r>
+          </w:p>
+        </w:tc>
+        <w:tc>
+          <w:tcPr/>
+          <w:p>
+            <w:pPr>
+              <w:pStyle w:val="Compact"/>
+            </w:pPr>
+            <w:r>
+              <w:t xml:space="preserve">($21,760,500)</w:t>
+            </w:r>
+          </w:p>
+        </w:tc>
+        <w:tc>
+          <w:tcPr/>
+          <w:p>
+            <w:pPr>
+              <w:pStyle w:val="Compact"/>
+            </w:pPr>
+            <w:r>
+              <w:t xml:space="preserve">($21,760,500)</w:t>
+            </w:r>
+          </w:p>
+        </w:tc>
+      </w:tr>
+      <w:tr>
+        <w:tc>
+          <w:tcPr/>
+          <w:p>
+            <w:pPr>
+              <w:pStyle w:val="Compact"/>
+            </w:pPr>
+            <w:r>
+              <w:rPr>
+                <w:b/>
+                <w:bCs/>
+              </w:rPr>
+              <w:t xml:space="preserve">Net Position (Season 1)</w:t>
+            </w:r>
+          </w:p>
+        </w:tc>
+        <w:tc>
+          <w:tcPr/>
+          <w:p>
+            <w:pPr>
+              <w:pStyle w:val="Compact"/>
+            </w:pPr>
+            <w:r>
+              <w:rPr>
+                <w:b/>
+                <w:bCs/>
+              </w:rPr>
+              <w:t xml:space="preserve">+$739,500</w:t>
+            </w:r>
+          </w:p>
+        </w:tc>
+        <w:tc>
+          <w:tcPr/>
+          <w:p>
+            <w:pPr>
+              <w:pStyle w:val="Compact"/>
+            </w:pPr>
+            <w:r>
+              <w:rPr>
+                <w:b/>
+                <w:bCs/>
+              </w:rPr>
+              <w:t xml:space="preserve">+$10,739,500</w:t>
+            </w:r>
+          </w:p>
+        </w:tc>
+        <w:tc>
+          <w:tcPr/>
+          <w:p>
+            <w:pPr>
+              <w:pStyle w:val="Compact"/>
+            </w:pPr>
+            <w:r>
+              <w:rPr>
+                <w:b/>
+                <w:bCs/>
+              </w:rPr>
+              <w:t xml:space="preserve">+$25,739,500</w:t>
+            </w:r>
+          </w:p>
+        </w:tc>
+      </w:tr>
+    </w:tbl>
+    <w:p>
+      <w:pPr>
+        <w:pStyle w:val="BodyText"/>
+      </w:pPr>
+      <w:r>
+        <w:t xml:space="preserve">Note: The Conservative scenario produces a near-breakeven outcome on Season 1. The investment thesis depends on: (a) platform subscriber growth driven by the show, (b) brand partner uplift in Season 2 from proven viewership, and (c) Season 2-3 production efficiency gains (estimated 10-15% cost reduction). Seasons 2 and 3 are where the production becomes highly profitable.</w:t>
+      </w:r>
+    </w:p>
+    <w:bookmarkEnd w:id="125"/>
+    <w:bookmarkStart w:id="126" w:name="X37dac56c5634c3cdfdcd85ae1f748a4ce3bfa55"/>
+    <w:p>
+      <w:pPr>
+        <w:pStyle w:val="Heading3"/>
+      </w:pPr>
+      <w:r>
+        <w:t xml:space="preserve">Expansion 2: International Format Licensing (New Revenue Line)</w:t>
+      </w:r>
+    </w:p>
+    <w:p>
+      <w:pPr>
+        <w:pStyle w:val="FirstParagraph"/>
+      </w:pPr>
+      <w:r>
+        <w:t xml:space="preserve">Competition formats with proprietary technology integration (as The Deal Stage has with the DealStage AI platform) command premium format licensing fees in international markets. Conservative estimate for 3 international territory licenses (UK, Australia, Germany or France) at $750K per territory = $2,250,000 additional revenue per season starting Season 2. This figure is not included in the Season 1 revenue waterfall above but should be modeled as a Year 2 revenue line in the financial model.</w:t>
+      </w:r>
+    </w:p>
+    <w:p>
+      <w:r>
+        <w:pict>
+          <v:rect style="width:0;height:1.5pt" o:hralign="center" o:hrstd="t" o:hr="t"/>
+        </w:pict>
+      </w:r>
+    </w:p>
+    <w:p>
+      <w:pPr>
+        <w:pStyle w:val="FirstParagraph"/>
+      </w:pPr>
+      <w:r>
+        <w:rPr>
+          <w:i/>
+          <w:iCs/>
+        </w:rPr>
+        <w:t xml:space="preserve">Review completed March 2026. All corrections should be applied in Version 2.0 of this production plan. This review notes section serves as the authoritative record of identified issues and approved resolutions.</w:t>
+      </w:r>
+    </w:p>
+    <w:bookmarkEnd w:id="126"/>
+    <w:bookmarkEnd w:id="127"/>
+    <w:bookmarkEnd w:id="128"/>
     <w:sectPr>
       <w:footnotePr>
         <w:numRestart w:val="eachSect"/>

--- a/docs/DEALSTAGE_TV_SHOW_PRODUCTION_PLAN.docx
+++ b/docs/DEALSTAGE_TV_SHOW_PRODUCTION_PLAN.docx
@@ -19239,10 +19239,10 @@
         <w:tblLook w:firstRow="1" w:lastRow="0" w:firstColumn="0" w:lastColumn="0" w:noHBand="0" w:noVBand="0" w:val="0020"/>
       </w:tblPr>
       <w:tblGrid>
-        <w:gridCol w:w="1980"/>
-        <w:gridCol w:w="1980"/>
-        <w:gridCol w:w="1980"/>
-        <w:gridCol w:w="1980"/>
+        <w:gridCol w:w="3324"/>
+        <w:gridCol w:w="1466"/>
+        <w:gridCol w:w="1564"/>
+        <w:gridCol w:w="1564"/>
       </w:tblGrid>
       <w:tr>
         <w:trPr>
@@ -19647,9 +19647,2743 @@
         <w:t xml:space="preserve">Review completed March 2026. All corrections should be applied in Version 2.0 of this production plan. This review notes section serves as the authoritative record of identified issues and approved resolutions.</w:t>
       </w:r>
     </w:p>
+    <w:p>
+      <w:r>
+        <w:pict>
+          <v:rect style="width:0;height:1.5pt" o:hralign="center" o:hrstd="t" o:hr="t"/>
+        </w:pict>
+      </w:r>
+    </w:p>
+    <w:p>
+      <w:r>
+        <w:pict>
+          <v:rect style="width:0;height:1.5pt" o:hralign="center" o:hrstd="t" o:hr="t"/>
+        </w:pict>
+      </w:r>
+    </w:p>
     <w:bookmarkEnd w:id="126"/>
     <w:bookmarkEnd w:id="127"/>
     <w:bookmarkEnd w:id="128"/>
+    <w:bookmarkStart w:id="151" w:name="X2c8ebd889fc8eb47d4c32ebb3d663f8ce6f984f"/>
+    <w:p>
+      <w:pPr>
+        <w:pStyle w:val="Heading1"/>
+      </w:pPr>
+      <w:r>
+        <w:t xml:space="preserve">STRATEGIC ADDITIONS — APPLIED FROM STRATEGIC SUGGESTIONS REPORT (MARCH 2026)</w:t>
+      </w:r>
+    </w:p>
+    <w:p>
+      <w:pPr>
+        <w:pStyle w:val="FirstParagraph"/>
+      </w:pPr>
+      <w:r>
+        <w:rPr>
+          <w:i/>
+          <w:iCs/>
+        </w:rPr>
+        <w:t xml:space="preserve">All sections below are new content appended per the Strategic Suggestions Report. Each section is prefixed with</w:t>
+      </w:r>
+      <w:r>
+        <w:rPr>
+          <w:i/>
+          <w:iCs/>
+        </w:rPr>
+        <w:t xml:space="preserve"> </w:t>
+      </w:r>
+      <w:r>
+        <w:rPr>
+          <w:i/>
+          <w:iCs/>
+        </w:rPr>
+        <w:t xml:space="preserve">“## [NEW]”</w:t>
+      </w:r>
+      <w:r>
+        <w:rPr>
+          <w:i/>
+          <w:iCs/>
+        </w:rPr>
+        <w:t xml:space="preserve"> </w:t>
+      </w:r>
+      <w:r>
+        <w:rPr>
+          <w:i/>
+          <w:iCs/>
+        </w:rPr>
+        <w:t xml:space="preserve">for identification. Suggestions 2.1 through 2.10 are applied in full.</w:t>
+      </w:r>
+    </w:p>
+    <w:p>
+      <w:r>
+        <w:pict>
+          <v:rect style="width:0;height:1.5pt" o:hralign="center" o:hrstd="t" o:hr="t"/>
+        </w:pict>
+      </w:r>
+    </w:p>
+    <w:bookmarkStart w:id="130" w:name="Xb03af41a771f81f8a3a39bef10b2c17760cc347"/>
+    <w:p>
+      <w:pPr>
+        <w:pStyle w:val="Heading2"/>
+      </w:pPr>
+      <w:r>
+        <w:t xml:space="preserve">[NEW] 2.1 — The Window: Why This Show Gets Greenlit This Year and Not Next</w:t>
+      </w:r>
+    </w:p>
+    <w:bookmarkStart w:id="129" w:name="the-window"/>
+    <w:p>
+      <w:pPr>
+        <w:pStyle w:val="Heading3"/>
+      </w:pPr>
+      <w:r>
+        <w:t xml:space="preserve">The Window</w:t>
+      </w:r>
+    </w:p>
+    <w:p>
+      <w:pPr>
+        <w:pStyle w:val="FirstParagraph"/>
+      </w:pPr>
+      <w:r>
+        <w:t xml:space="preserve">The creator economy has moved through a documented legitimization arc: 2020 (fringe — creator income dismissed as a novelty), 2022 (emerging — MCN deals and brand partnerships normalized within the industry), 2024 (mainstream — creator economy covered by major business press, brand budget shifts documented at scale), 2026 (institutionalized — creator partnerships are a standard line item in Fortune 500 marketing budgets, talent agencies have creator divisions, MBAs study the category).</w:t>
+      </w:r>
+    </w:p>
+    <w:p>
+      <w:pPr>
+        <w:pStyle w:val="BodyText"/>
+      </w:pPr>
+      <w:r>
+        <w:t xml:space="preserve">We are at the inflection point. Early enough that a competition show set in this world would feel like the defining cultural document of the category. Late enough that 74 million potential viewers already understand the stakes and can root for contestants with genuine comprehension of what winning means.</w:t>
+      </w:r>
+    </w:p>
+    <w:p>
+      <w:pPr>
+        <w:pStyle w:val="BodyText"/>
+      </w:pPr>
+      <w:r>
+        <w:t xml:space="preserve">This window is approximately 18 to 36 months wide.</w:t>
+      </w:r>
+    </w:p>
+    <w:p>
+      <w:pPr>
+        <w:pStyle w:val="BodyText"/>
+      </w:pPr>
+      <w:r>
+        <w:rPr>
+          <w:b/>
+          <w:bCs/>
+        </w:rPr>
+        <w:t xml:space="preserve">The Shark Tank Precedent</w:t>
+      </w:r>
+    </w:p>
+    <w:p>
+      <w:pPr>
+        <w:pStyle w:val="BodyText"/>
+      </w:pPr>
+      <w:r>
+        <w:t xml:space="preserve">Shark Tank premiered in 2009 — at the exact inflection point where entrepreneurship was mainstream aspirational but startup culture was not yet normalized entertainment. The show did not invent the entrepreneurship narrative; it arrived at the moment the narrative was ready to become television. Shows that define a cultural moment premiere once. The second show in the same space is always a derivative.</w:t>
+      </w:r>
+    </w:p>
+    <w:p>
+      <w:pPr>
+        <w:pStyle w:val="BodyText"/>
+      </w:pPr>
+      <w:r>
+        <w:rPr>
+          <w:b/>
+          <w:bCs/>
+        </w:rPr>
+        <w:t xml:space="preserve">The Competitive Threat</w:t>
+      </w:r>
+    </w:p>
+    <w:p>
+      <w:pPr>
+        <w:pStyle w:val="BodyText"/>
+      </w:pPr>
+      <w:r>
+        <w:t xml:space="preserve">Netflix, Amazon, and Hulu are all in active development for creator economy content. The market intelligence on this is unambiguous. The first network to greenlight a format with genuine AI integration, real brand deals, and proven platform backing will own this audience segment for five or more seasons. The second network to greenlight a similar show will be an also-ran. The window does not stay open indefinitely.</w:t>
+      </w:r>
+    </w:p>
+    <w:p>
+      <w:pPr>
+        <w:pStyle w:val="BodyText"/>
+      </w:pPr>
+      <w:r>
+        <w:t xml:space="preserve">The Deal Stage is ready to film. The platform is built. The brand partners are committed. The format is differentiated. The only variable is which network moves first.</w:t>
+      </w:r>
+    </w:p>
+    <w:p>
+      <w:r>
+        <w:pict>
+          <v:rect style="width:0;height:1.5pt" o:hralign="center" o:hrstd="t" o:hr="t"/>
+        </w:pict>
+      </w:r>
+    </w:p>
+    <w:bookmarkEnd w:id="129"/>
+    <w:bookmarkEnd w:id="130"/>
+    <w:bookmarkStart w:id="132" w:name="X9cffa4bbaaecbaaef8affaebfef7ac7bf4fe529"/>
+    <w:p>
+      <w:pPr>
+        <w:pStyle w:val="Heading2"/>
+      </w:pPr>
+      <w:r>
+        <w:t xml:space="preserve">[NEW] 2.2 — The DealStage Alumni Guarantee: Named Program</w:t>
+      </w:r>
+    </w:p>
+    <w:bookmarkStart w:id="131" w:name="the-dealstage-alumni-guarantee"/>
+    <w:p>
+      <w:pPr>
+        <w:pStyle w:val="Heading3"/>
+      </w:pPr>
+      <w:r>
+        <w:t xml:space="preserve">The DealStage Alumni Guarantee</w:t>
+      </w:r>
+    </w:p>
+    <w:p>
+      <w:pPr>
+        <w:pStyle w:val="FirstParagraph"/>
+      </w:pPr>
+      <w:r>
+        <w:t xml:space="preserve">Every contestant who completes The Deal Stage — regardless of placement — receives the full Alumni Guarantee package:</w:t>
+      </w:r>
+    </w:p>
+    <w:p>
+      <w:pPr>
+        <w:pStyle w:val="BodyText"/>
+      </w:pPr>
+      <w:r>
+        <w:rPr>
+          <w:b/>
+          <w:bCs/>
+        </w:rPr>
+        <w:t xml:space="preserve">What Every Alumni Receives:</w:t>
+      </w:r>
+      <w:r>
+        <w:t xml:space="preserve"> </w:t>
+      </w:r>
+      <w:r>
+        <w:t xml:space="preserve">1. 12 months of DealStage Pro subscription (retail value: $2,988)</w:t>
+      </w:r>
+      <w:r>
+        <w:t xml:space="preserve"> </w:t>
+      </w:r>
+      <w:r>
+        <w:t xml:space="preserve">2. A guaranteed first introduction to a DealStage network brand partner within 30 days of leaving the show — a warm introduction to a partnership manager at a pre-committed brand</w:t>
+      </w:r>
+      <w:r>
+        <w:t xml:space="preserve"> </w:t>
+      </w:r>
+      <w:r>
+        <w:t xml:space="preserve">3. A feature placement in DealStage’s Talent Spotlight program — published to the platform’s full brand partner network and promoted across all DealStage social channels</w:t>
+      </w:r>
+    </w:p>
+    <w:p>
+      <w:pPr>
+        <w:pStyle w:val="BodyText"/>
+      </w:pPr>
+      <w:r>
+        <w:rPr>
+          <w:b/>
+          <w:bCs/>
+        </w:rPr>
+        <w:t xml:space="preserve">The Format Integration</w:t>
+      </w:r>
+    </w:p>
+    <w:p>
+      <w:pPr>
+        <w:pStyle w:val="BodyText"/>
+      </w:pPr>
+      <w:r>
+        <w:t xml:space="preserve">The Alumni Guarantee is not a contractual footnote. It is a structural feature of the show’s format, delivered live on camera at every elimination:</w:t>
+      </w:r>
+    </w:p>
+    <w:p>
+      <w:pPr>
+        <w:pStyle w:val="BodyText"/>
+      </w:pPr>
+      <w:r>
+        <w:t xml:space="preserve">At the moment of elimination, the host turns to camera and delivers a 15-second statement:</w:t>
+      </w:r>
+    </w:p>
+    <w:p>
+      <w:pPr>
+        <w:pStyle w:val="BodyText"/>
+      </w:pPr>
+      <w:r>
+        <w:rPr>
+          <w:i/>
+          <w:iCs/>
+        </w:rPr>
+        <w:t xml:space="preserve">“[Name] is leaving the competition. But [Name] is not leaving empty-handed. As a DealStage alumnus, [Name] walks out with 12 months of DealStage Pro, a guaranteed brand introduction in 30 days, and a Talent Spotlight feature reaching every brand in our network. Because on DealStage, getting eliminated doesn’t mean getting shut out.”</w:t>
+      </w:r>
+    </w:p>
+    <w:p>
+      <w:pPr>
+        <w:pStyle w:val="BodyText"/>
+      </w:pPr>
+      <w:r>
+        <w:t xml:space="preserve">This 15 seconds is the show’s most powerful platform commercial — delivered live in the most emotionally resonant moment of every episode, at zero additional cost.</w:t>
+      </w:r>
+    </w:p>
+    <w:p>
+      <w:pPr>
+        <w:pStyle w:val="BodyText"/>
+      </w:pPr>
+      <w:r>
+        <w:rPr>
+          <w:b/>
+          <w:bCs/>
+        </w:rPr>
+        <w:t xml:space="preserve">The PR Machine</w:t>
+      </w:r>
+    </w:p>
+    <w:p>
+      <w:pPr>
+        <w:pStyle w:val="BodyText"/>
+      </w:pPr>
+      <w:r>
+        <w:t xml:space="preserve">DealStage releases monthly Alumni Guarantee Update reports as press materials:</w:t>
+      </w:r>
+    </w:p>
+    <w:p>
+      <w:pPr>
+        <w:pStyle w:val="BodyText"/>
+      </w:pPr>
+      <w:r>
+        <w:rPr>
+          <w:i/>
+          <w:iCs/>
+        </w:rPr>
+        <w:t xml:space="preserve">Example:</w:t>
+      </w:r>
+      <w:r>
+        <w:rPr>
+          <w:i/>
+          <w:iCs/>
+        </w:rPr>
+        <w:t xml:space="preserve"> </w:t>
+      </w:r>
+      <w:r>
+        <w:rPr>
+          <w:i/>
+          <w:iCs/>
+        </w:rPr>
+        <w:t xml:space="preserve">“Alumni Guarantee Update — Month 3: 9 of 12 Season 1 contestants have closed deals through DealStage since filming. Combined deal value: $2.4M. Contestant Marcus closed a $180,000 deal 6 weeks after elimination. Contestant Priya turned her elimination into a DealStage feature that landed her a $45,000 campaign before the season finale aired.”</w:t>
+      </w:r>
+    </w:p>
+    <w:p>
+      <w:pPr>
+        <w:pStyle w:val="BodyText"/>
+      </w:pPr>
+      <w:r>
+        <w:t xml:space="preserve">No other show in television history has made this commitment. No other show could make it credibly — because no other show has a platform that can actually fulfill it.</w:t>
+      </w:r>
+    </w:p>
+    <w:p>
+      <w:r>
+        <w:pict>
+          <v:rect style="width:0;height:1.5pt" o:hralign="center" o:hrstd="t" o:hr="t"/>
+        </w:pict>
+      </w:r>
+    </w:p>
+    <w:bookmarkEnd w:id="131"/>
+    <w:bookmarkEnd w:id="132"/>
+    <w:bookmarkStart w:id="134" w:name="Xfcdecfb21097795f45eb406d3e13909c46ed098"/>
+    <w:p>
+      <w:pPr>
+        <w:pStyle w:val="Heading2"/>
+      </w:pPr>
+      <w:r>
+        <w:t xml:space="preserve">[NEW] 2.3 — Multi-Platform Pitch Strategy: Creating Competitive Tension</w:t>
+      </w:r>
+    </w:p>
+    <w:bookmarkStart w:id="133" w:name="Xaa3be3d0b9b733021dcdfbe5410ec8c63b270b1"/>
+    <w:p>
+      <w:pPr>
+        <w:pStyle w:val="Heading3"/>
+      </w:pPr>
+      <w:r>
+        <w:t xml:space="preserve">The Simultaneous Distribution Pitch Strategy</w:t>
+      </w:r>
+    </w:p>
+    <w:p>
+      <w:pPr>
+        <w:pStyle w:val="FirstParagraph"/>
+      </w:pPr>
+      <w:r>
+        <w:rPr>
+          <w:b/>
+          <w:bCs/>
+        </w:rPr>
+        <w:t xml:space="preserve">The Problem with Sequential Pitching</w:t>
+      </w:r>
+    </w:p>
+    <w:p>
+      <w:pPr>
+        <w:pStyle w:val="BodyText"/>
+      </w:pPr>
+      <w:r>
+        <w:t xml:space="preserve">Approaching one platform at a time with a polite pitch is how shows get 18-month development deals that go nowhere. Approaching three platforms simultaneously with a deadline and a mutual exclusivity offer is how shows get greenlit.</w:t>
+      </w:r>
+    </w:p>
+    <w:p>
+      <w:pPr>
+        <w:pStyle w:val="BodyText"/>
+      </w:pPr>
+      <w:r>
+        <w:rPr>
+          <w:b/>
+          <w:bCs/>
+        </w:rPr>
+        <w:t xml:space="preserve">The Pitch Sequence</w:t>
+      </w:r>
+    </w:p>
+    <w:p>
+      <w:pPr>
+        <w:pStyle w:val="BodyText"/>
+      </w:pPr>
+      <w:r>
+        <w:t xml:space="preserve">All three platforms are approached simultaneously in the same week:</w:t>
+      </w:r>
+    </w:p>
+    <w:p>
+      <w:pPr>
+        <w:numPr>
+          <w:ilvl w:val="0"/>
+          <w:numId w:val="1104"/>
+        </w:numPr>
+      </w:pPr>
+      <w:r>
+        <w:rPr>
+          <w:b/>
+          <w:bCs/>
+        </w:rPr>
+        <w:t xml:space="preserve">Netflix (Priority 1):</w:t>
+      </w:r>
+      <w:r>
+        <w:t xml:space="preserve"> </w:t>
+      </w:r>
+      <w:r>
+        <w:t xml:space="preserve">Global reach, proven reality/competition track record, AI-friendly brand positioning. Netflix’s unscripted slate in 2026 is actively seeking formats with technology integration and verifiable outcomes — The Deal Stage delivers both. Netflix global distribution would trigger international format licensing interest within weeks of announcement.</w:t>
+      </w:r>
+    </w:p>
+    <w:p>
+      <w:pPr>
+        <w:numPr>
+          <w:ilvl w:val="0"/>
+          <w:numId w:val="1104"/>
+        </w:numPr>
+      </w:pPr>
+      <w:r>
+        <w:rPr>
+          <w:b/>
+          <w:bCs/>
+        </w:rPr>
+        <w:t xml:space="preserve">Amazon Prime Video (Priority 2):</w:t>
+      </w:r>
+      <w:r>
+        <w:t xml:space="preserve"> </w:t>
+      </w:r>
+      <w:r>
+        <w:t xml:space="preserve">Strong entrepreneurship content performance, existing Shark Tank-adjacent audience, significant investment in creator-facing tools (Amazon Influencer Program). DealStage brand partner ecosystem aligns with Amazon’s commerce ambitions.</w:t>
+      </w:r>
+    </w:p>
+    <w:p>
+      <w:pPr>
+        <w:numPr>
+          <w:ilvl w:val="0"/>
+          <w:numId w:val="1104"/>
+        </w:numPr>
+      </w:pPr>
+      <w:r>
+        <w:rPr>
+          <w:b/>
+          <w:bCs/>
+        </w:rPr>
+        <w:t xml:space="preserve">Hulu (Priority 3):</w:t>
+      </w:r>
+      <w:r>
+        <w:t xml:space="preserve"> </w:t>
+      </w:r>
+      <w:r>
+        <w:t xml:space="preserve">Strong 18-34 demographic, brand deal content performs well on the platform. Disney+ / Hulu cross-promotional infrastructure provides additional distribution leverage.</w:t>
+      </w:r>
+    </w:p>
+    <w:p>
+      <w:pPr>
+        <w:pStyle w:val="FirstParagraph"/>
+      </w:pPr>
+      <w:r>
+        <w:rPr>
+          <w:b/>
+          <w:bCs/>
+        </w:rPr>
+        <w:t xml:space="preserve">The 45-Day Decision Window</w:t>
+      </w:r>
+    </w:p>
+    <w:p>
+      <w:pPr>
+        <w:pStyle w:val="BodyText"/>
+      </w:pPr>
+      <w:r>
+        <w:t xml:space="preserve">After 45 days, all three platforms receive a brief note:</w:t>
+      </w:r>
+      <w:r>
+        <w:t xml:space="preserve"> </w:t>
+      </w:r>
+      <w:r>
+        <w:t xml:space="preserve">“We are entering exclusive discussions with our preferred partner in 10 days.”</w:t>
+      </w:r>
+    </w:p>
+    <w:p>
+      <w:pPr>
+        <w:pStyle w:val="BodyText"/>
+      </w:pPr>
+      <w:r>
+        <w:t xml:space="preserve">This is not a bluff. It is a negotiating tool. The deadline creates genuine urgency without manufacturing false scarcity.</w:t>
+      </w:r>
+    </w:p>
+    <w:p>
+      <w:pPr>
+        <w:pStyle w:val="BodyText"/>
+      </w:pPr>
+      <w:r>
+        <w:rPr>
+          <w:b/>
+          <w:bCs/>
+        </w:rPr>
+        <w:t xml:space="preserve">Secondary Options (FYI Teaser)</w:t>
+      </w:r>
+    </w:p>
+    <w:p>
+      <w:pPr>
+        <w:pStyle w:val="BodyText"/>
+      </w:pPr>
+      <w:r>
+        <w:t xml:space="preserve">Simultaneously, a teaser is sent to YouTube Premium and Apple TV+ as secondary options. Five interested parties means the show is never without leverage — even if only three are priority targets.</w:t>
+      </w:r>
+    </w:p>
+    <w:p>
+      <w:pPr>
+        <w:pStyle w:val="BodyText"/>
+      </w:pPr>
+      <w:r>
+        <w:rPr>
+          <w:b/>
+          <w:bCs/>
+        </w:rPr>
+        <w:t xml:space="preserve">What DealStage Brings to the Table</w:t>
+      </w:r>
+    </w:p>
+    <w:p>
+      <w:pPr>
+        <w:pStyle w:val="BodyText"/>
+      </w:pPr>
+      <w:r>
+        <w:t xml:space="preserve">This is a co-production pitch, not a content license pitch. DealStage brings:</w:t>
+      </w:r>
+      <w:r>
+        <w:t xml:space="preserve"> </w:t>
+      </w:r>
+      <w:r>
+        <w:t xml:space="preserve">- The AI platform integration (no other show can demonstrate real deal intelligence live)</w:t>
+      </w:r>
+      <w:r>
+        <w:t xml:space="preserve"> </w:t>
+      </w:r>
+      <w:r>
+        <w:t xml:space="preserve">- Committed brand partner contracts totaling $8.5M per season (the show is pre-funded by brand revenue before streaming money arrives)</w:t>
+      </w:r>
+      <w:r>
+        <w:t xml:space="preserve"> </w:t>
+      </w:r>
+      <w:r>
+        <w:t xml:space="preserve">- 100,000+ platform users who become the show’s organic marketing audience the day the premiere date is announced</w:t>
+      </w:r>
+    </w:p>
+    <w:p>
+      <w:r>
+        <w:pict>
+          <v:rect style="width:0;height:1.5pt" o:hralign="center" o:hrstd="t" o:hr="t"/>
+        </w:pict>
+      </w:r>
+    </w:p>
+    <w:bookmarkEnd w:id="133"/>
+    <w:bookmarkEnd w:id="134"/>
+    <w:bookmarkStart w:id="136" w:name="X4a897440fdf895b948e66ac2c981fc1be369946"/>
+    <w:p>
+      <w:pPr>
+        <w:pStyle w:val="Heading2"/>
+      </w:pPr>
+      <w:r>
+        <w:t xml:space="preserve">[NEW] 2.4 — Second Screen Experience: Product Specification and Revenue Model</w:t>
+      </w:r>
+    </w:p>
+    <w:bookmarkStart w:id="135" w:name="the-dealstage-second-screen-experience"/>
+    <w:p>
+      <w:pPr>
+        <w:pStyle w:val="Heading3"/>
+      </w:pPr>
+      <w:r>
+        <w:t xml:space="preserve">The DealStage Second Screen Experience</w:t>
+      </w:r>
+    </w:p>
+    <w:p>
+      <w:pPr>
+        <w:pStyle w:val="FirstParagraph"/>
+      </w:pPr>
+      <w:r>
+        <w:rPr>
+          <w:b/>
+          <w:bCs/>
+        </w:rPr>
+        <w:t xml:space="preserve">The Product</w:t>
+      </w:r>
+    </w:p>
+    <w:p>
+      <w:pPr>
+        <w:pStyle w:val="BodyText"/>
+      </w:pPr>
+      <w:r>
+        <w:t xml:space="preserve">Viewers who open the DealStage app during a live episode see the match score data for the current episode’s brand challenge in real time — before it is revealed on screen. The app shows:</w:t>
+      </w:r>
+      <w:r>
+        <w:t xml:space="preserve"> </w:t>
+      </w:r>
+      <w:r>
+        <w:t xml:space="preserve">- The AI match scores for each contestant competing in the current challenge</w:t>
+      </w:r>
+      <w:r>
+        <w:t xml:space="preserve"> </w:t>
+      </w:r>
+      <w:r>
+        <w:t xml:space="preserve">- The brand’s stated ideal profile vs. each contestant’s actual profile</w:t>
+      </w:r>
+      <w:r>
+        <w:t xml:space="preserve"> </w:t>
+      </w:r>
+      <w:r>
+        <w:t xml:space="preserve">- The predicted deal range for the top-scoring contestant</w:t>
+      </w:r>
+    </w:p>
+    <w:p>
+      <w:pPr>
+        <w:pStyle w:val="BodyText"/>
+      </w:pPr>
+      <w:r>
+        <w:t xml:space="preserve">This creates an</w:t>
+      </w:r>
+      <w:r>
+        <w:t xml:space="preserve"> </w:t>
+      </w:r>
+      <w:r>
+        <w:t xml:space="preserve">“insider”</w:t>
+      </w:r>
+      <w:r>
+        <w:t xml:space="preserve"> </w:t>
+      </w:r>
+      <w:r>
+        <w:t xml:space="preserve">experience available only to app users. The second screen is not a companion feature — it is a premium content event that makes having the app open mandatory for engaged fans.</w:t>
+      </w:r>
+    </w:p>
+    <w:p>
+      <w:pPr>
+        <w:pStyle w:val="BodyText"/>
+      </w:pPr>
+      <w:r>
+        <w:rPr>
+          <w:b/>
+          <w:bCs/>
+        </w:rPr>
+        <w:t xml:space="preserve">The</w:t>
+      </w:r>
+      <w:r>
+        <w:rPr>
+          <w:b/>
+          <w:bCs/>
+        </w:rPr>
+        <w:t xml:space="preserve"> </w:t>
+      </w:r>
+      <w:r>
+        <w:rPr>
+          <w:b/>
+          <w:bCs/>
+        </w:rPr>
+        <w:t xml:space="preserve">“Predict the Winner”</w:t>
+      </w:r>
+      <w:r>
+        <w:rPr>
+          <w:b/>
+          <w:bCs/>
+        </w:rPr>
+        <w:t xml:space="preserve"> </w:t>
+      </w:r>
+      <w:r>
+        <w:rPr>
+          <w:b/>
+          <w:bCs/>
+        </w:rPr>
+        <w:t xml:space="preserve">Mechanic</w:t>
+      </w:r>
+    </w:p>
+    <w:p>
+      <w:pPr>
+        <w:pStyle w:val="BodyText"/>
+      </w:pPr>
+      <w:r>
+        <w:t xml:space="preserve">Viewers use the app to cast predictions on episode outcomes. Predictions are tracked across the season. The top 100 predictors by season end win a featured placement in DealStage’s Creator Spotlight program — making the prediction mechanic itself a funnel into the platform’s creator ecosystem.</w:t>
+      </w:r>
+    </w:p>
+    <w:p>
+      <w:pPr>
+        <w:pStyle w:val="BodyText"/>
+      </w:pPr>
+      <w:r>
+        <w:rPr>
+          <w:b/>
+          <w:bCs/>
+        </w:rPr>
+        <w:t xml:space="preserve">The Revenue Model</w:t>
+      </w:r>
+    </w:p>
+    <w:p>
+      <w:pPr>
+        <w:pStyle w:val="BodyText"/>
+      </w:pPr>
+      <w:r>
+        <w:t xml:space="preserve">Brand partners can sponsor the second screen experience for $250,000 per episode (in addition to standard brand integration tiers). A second screen sponsorship includes:</w:t>
+      </w:r>
+      <w:r>
+        <w:t xml:space="preserve"> </w:t>
+      </w:r>
+      <w:r>
+        <w:t xml:space="preserve">- Exclusive brand logo placement on the app interface during the episode</w:t>
+      </w:r>
+      <w:r>
+        <w:t xml:space="preserve"> </w:t>
+      </w:r>
+      <w:r>
+        <w:t xml:space="preserve">- Access to the engagement data generated by second screen users (anonymized aggregate — audience response patterns, match score reactions, prediction behavior)</w:t>
+      </w:r>
+      <w:r>
+        <w:t xml:space="preserve"> </w:t>
+      </w:r>
+      <w:r>
+        <w:t xml:space="preserve">- A 30-second</w:t>
+      </w:r>
+      <w:r>
+        <w:t xml:space="preserve"> </w:t>
+      </w:r>
+      <w:r>
+        <w:t xml:space="preserve">“brand moment”</w:t>
+      </w:r>
+      <w:r>
+        <w:t xml:space="preserve"> </w:t>
+      </w:r>
+      <w:r>
+        <w:t xml:space="preserve">notification pushed to all active second screen users at the episode midpoint</w:t>
+      </w:r>
+    </w:p>
+    <w:p>
+      <w:pPr>
+        <w:pStyle w:val="BodyText"/>
+      </w:pPr>
+      <w:r>
+        <w:t xml:space="preserve">At $250K per episode across 10 episodes: $2.5M in potential second screen sponsor revenue. This revenue stream is entirely additive to the standard brand integration model.</w:t>
+      </w:r>
+    </w:p>
+    <w:p>
+      <w:pPr>
+        <w:pStyle w:val="BodyText"/>
+      </w:pPr>
+      <w:r>
+        <w:rPr>
+          <w:b/>
+          <w:bCs/>
+        </w:rPr>
+        <w:t xml:space="preserve">Launch Timeline</w:t>
+      </w:r>
+    </w:p>
+    <w:p>
+      <w:pPr>
+        <w:pStyle w:val="BodyText"/>
+      </w:pPr>
+      <w:r>
+        <w:t xml:space="preserve">Second screen product specification: Months 1-3 (pre-production)</w:t>
+      </w:r>
+      <w:r>
+        <w:t xml:space="preserve"> </w:t>
+      </w:r>
+      <w:r>
+        <w:t xml:space="preserve">Beta test with 500 invited users: 2 weeks before premiere</w:t>
+      </w:r>
+      <w:r>
+        <w:t xml:space="preserve"> </w:t>
+      </w:r>
+      <w:r>
+        <w:t xml:space="preserve">Full launch: Episode 1 premiere date</w:t>
+      </w:r>
+    </w:p>
+    <w:p>
+      <w:r>
+        <w:pict>
+          <v:rect style="width:0;height:1.5pt" o:hralign="center" o:hrstd="t" o:hr="t"/>
+        </w:pict>
+      </w:r>
+    </w:p>
+    <w:bookmarkEnd w:id="135"/>
+    <w:bookmarkEnd w:id="136"/>
+    <w:bookmarkStart w:id="138" w:name="Xeffdad4d61d2934661cfd254c230bb850e83eff"/>
+    <w:p>
+      <w:pPr>
+        <w:pStyle w:val="Heading2"/>
+      </w:pPr>
+      <w:r>
+        <w:t xml:space="preserve">[NEW] 2.5 — DEI Casting Framework: Specific Commitments</w:t>
+      </w:r>
+    </w:p>
+    <w:bookmarkStart w:id="137" w:name="X16fdd86e98efc1dce06591480c54fb53571618e"/>
+    <w:p>
+      <w:pPr>
+        <w:pStyle w:val="Heading3"/>
+      </w:pPr>
+      <w:r>
+        <w:t xml:space="preserve">DEI Casting Framework — Above Minimum Standards</w:t>
+      </w:r>
+    </w:p>
+    <w:p>
+      <w:pPr>
+        <w:pStyle w:val="FirstParagraph"/>
+      </w:pPr>
+      <w:r>
+        <w:rPr>
+          <w:b/>
+          <w:bCs/>
+        </w:rPr>
+        <w:t xml:space="preserve">Why This Is a Storytelling Decision, Not a Compliance Exercise</w:t>
+      </w:r>
+    </w:p>
+    <w:p>
+      <w:pPr>
+        <w:pStyle w:val="BodyText"/>
+      </w:pPr>
+      <w:r>
+        <w:t xml:space="preserve">The creator economy is the first commercial sector where a first-generation immigrant with 200,000 followers in a niche market can earn more than a Harvard MBA. The show’s most powerful dramatic moments come from contestants whose stakes are real. A creator whose brand deal income is the difference between keeping their apartment and losing it creates more authentic television than a creator who is building a side business for fun.</w:t>
+      </w:r>
+    </w:p>
+    <w:p>
+      <w:pPr>
+        <w:pStyle w:val="BodyText"/>
+      </w:pPr>
+      <w:r>
+        <w:t xml:space="preserve">The DEI commitment is not a values exercise. It is a storytelling decision.</w:t>
+      </w:r>
+    </w:p>
+    <w:p>
+      <w:pPr>
+        <w:pStyle w:val="BodyText"/>
+      </w:pPr>
+      <w:r>
+        <w:rPr>
+          <w:b/>
+          <w:bCs/>
+        </w:rPr>
+        <w:t xml:space="preserve">Specific Representation Commitments</w:t>
+      </w:r>
+    </w:p>
+    <w:tbl>
+      <w:tblPr>
+        <w:tblStyle w:val="Table"/>
+        <w:tblW w:type="pct" w:w="5000"/>
+        <w:tblLayout w:type="fixed"/>
+        <w:tblLook w:firstRow="1" w:lastRow="0" w:firstColumn="0" w:lastColumn="0" w:noHBand="0" w:noVBand="0" w:val="0020"/>
+      </w:tblPr>
+      <w:tblGrid>
+        <w:gridCol w:w="2904"/>
+        <w:gridCol w:w="5016"/>
+      </w:tblGrid>
+      <w:tr>
+        <w:trPr>
+          <w:tblHeader w:val="on"/>
+        </w:trPr>
+        <w:tc>
+          <w:tcPr/>
+          <w:p>
+            <w:pPr>
+              <w:pStyle w:val="Compact"/>
+            </w:pPr>
+            <w:r>
+              <w:t xml:space="preserve">Dimension</w:t>
+            </w:r>
+          </w:p>
+        </w:tc>
+        <w:tc>
+          <w:tcPr/>
+          <w:p>
+            <w:pPr>
+              <w:pStyle w:val="Compact"/>
+            </w:pPr>
+            <w:r>
+              <w:t xml:space="preserve">Minimum Commitment</w:t>
+            </w:r>
+          </w:p>
+        </w:tc>
+      </w:tr>
+      <w:tr>
+        <w:tc>
+          <w:tcPr/>
+          <w:p>
+            <w:pPr>
+              <w:pStyle w:val="Compact"/>
+            </w:pPr>
+            <w:r>
+              <w:t xml:space="preserve">Gender balance</w:t>
+            </w:r>
+          </w:p>
+        </w:tc>
+        <w:tc>
+          <w:tcPr/>
+          <w:p>
+            <w:pPr>
+              <w:pStyle w:val="Compact"/>
+            </w:pPr>
+            <w:r>
+              <w:t xml:space="preserve">50%+ female or non-binary contestants</w:t>
+            </w:r>
+          </w:p>
+        </w:tc>
+      </w:tr>
+      <w:tr>
+        <w:tc>
+          <w:tcPr/>
+          <w:p>
+            <w:pPr>
+              <w:pStyle w:val="Compact"/>
+            </w:pPr>
+            <w:r>
+              <w:t xml:space="preserve">Racial/ethnic diversity</w:t>
+            </w:r>
+          </w:p>
+        </w:tc>
+        <w:tc>
+          <w:tcPr/>
+          <w:p>
+            <w:pPr>
+              <w:pStyle w:val="Compact"/>
+            </w:pPr>
+            <w:r>
+              <w:t xml:space="preserve">60%+ contestants from underrepresented backgrounds</w:t>
+            </w:r>
+          </w:p>
+        </w:tc>
+      </w:tr>
+      <w:tr>
+        <w:tc>
+          <w:tcPr/>
+          <w:p>
+            <w:pPr>
+              <w:pStyle w:val="Compact"/>
+            </w:pPr>
+            <w:r>
+              <w:t xml:space="preserve">Geographic diversity</w:t>
+            </w:r>
+          </w:p>
+        </w:tc>
+        <w:tc>
+          <w:tcPr/>
+          <w:p>
+            <w:pPr>
+              <w:pStyle w:val="Compact"/>
+            </w:pPr>
+            <w:r>
+              <w:t xml:space="preserve">Maximum 3 of 12 contestants from Los Angeles or New York</w:t>
+            </w:r>
+          </w:p>
+        </w:tc>
+      </w:tr>
+      <w:tr>
+        <w:tc>
+          <w:tcPr/>
+          <w:p>
+            <w:pPr>
+              <w:pStyle w:val="Compact"/>
+            </w:pPr>
+            <w:r>
+              <w:t xml:space="preserve">Socioeconomic diversity</w:t>
+            </w:r>
+          </w:p>
+        </w:tc>
+        <w:tc>
+          <w:tcPr/>
+          <w:p>
+            <w:pPr>
+              <w:pStyle w:val="Compact"/>
+            </w:pPr>
+            <w:r>
+              <w:t xml:space="preserve">Minimum 4 contestants whose creator income is their primary household income</w:t>
+            </w:r>
+          </w:p>
+        </w:tc>
+      </w:tr>
+    </w:tbl>
+    <w:p>
+      <w:pPr>
+        <w:pStyle w:val="BodyText"/>
+      </w:pPr>
+      <w:r>
+        <w:rPr>
+          <w:b/>
+          <w:bCs/>
+        </w:rPr>
+        <w:t xml:space="preserve">The Casting Partner</w:t>
+      </w:r>
+    </w:p>
+    <w:p>
+      <w:pPr>
+        <w:pStyle w:val="BodyText"/>
+      </w:pPr>
+      <w:r>
+        <w:t xml:space="preserve">The show should be cast by an agency with a proven track record in diverse competition casting — specifically one with credits on Top Chef, Project Runway, or a comparable format where cast diversity has been a proven storytelling advantage, not a box-checking exercise.</w:t>
+      </w:r>
+    </w:p>
+    <w:p>
+      <w:pPr>
+        <w:pStyle w:val="BodyText"/>
+      </w:pPr>
+      <w:r>
+        <w:rPr>
+          <w:b/>
+          <w:bCs/>
+        </w:rPr>
+        <w:t xml:space="preserve">The Netflix/Amazon Submission</w:t>
+      </w:r>
+    </w:p>
+    <w:p>
+      <w:pPr>
+        <w:pStyle w:val="BodyText"/>
+      </w:pPr>
+      <w:r>
+        <w:t xml:space="preserve">When pitching to Netflix and Amazon, the DEI framework is presented proactively as a competitive differentiator — not as a response to their requirements. The show exceeds their minimums on every dimension, and the casting rationale explains why exceeding those minimums makes the television better. Networks greenlight faster when they do not have to ask for DEI compliance — they just receive it.</w:t>
+      </w:r>
+    </w:p>
+    <w:p>
+      <w:r>
+        <w:pict>
+          <v:rect style="width:0;height:1.5pt" o:hralign="center" o:hrstd="t" o:hr="t"/>
+        </w:pict>
+      </w:r>
+    </w:p>
+    <w:bookmarkEnd w:id="137"/>
+    <w:bookmarkEnd w:id="138"/>
+    <w:bookmarkStart w:id="140" w:name="X843a75bf45890b5694a0e3c3fd0a072a62348e0"/>
+    <w:p>
+      <w:pPr>
+        <w:pStyle w:val="Heading2"/>
+      </w:pPr>
+      <w:r>
+        <w:t xml:space="preserve">[NEW] 2.6 — Deal Draft Fantasy League: Pre-Season Marketing Activation</w:t>
+      </w:r>
+    </w:p>
+    <w:bookmarkStart w:id="139" w:name="deal-draft-pre-season-fantasy-league"/>
+    <w:p>
+      <w:pPr>
+        <w:pStyle w:val="Heading3"/>
+      </w:pPr>
+      <w:r>
+        <w:t xml:space="preserve">Deal Draft — Pre-Season Fantasy League</w:t>
+      </w:r>
+    </w:p>
+    <w:p>
+      <w:pPr>
+        <w:pStyle w:val="FirstParagraph"/>
+      </w:pPr>
+      <w:r>
+        <w:rPr>
+          <w:b/>
+          <w:bCs/>
+        </w:rPr>
+        <w:t xml:space="preserve">The Concept</w:t>
+      </w:r>
+    </w:p>
+    <w:p>
+      <w:pPr>
+        <w:pStyle w:val="BodyText"/>
+      </w:pPr>
+      <w:r>
+        <w:t xml:space="preserve">Every competition format with a dedicated fantasy league generates 2-3x higher appointment viewing rates than comparable formats without one. Deal Draft gives viewers a competitive stake in the show’s outcome, drives platform downloads before the premiere, and creates social discussion in the weeks of highest marketing spend — at near-zero marginal cost.</w:t>
+      </w:r>
+    </w:p>
+    <w:p>
+      <w:pPr>
+        <w:pStyle w:val="BodyText"/>
+      </w:pPr>
+      <w:r>
+        <w:rPr>
+          <w:b/>
+          <w:bCs/>
+        </w:rPr>
+        <w:t xml:space="preserve">Game Mechanics</w:t>
+      </w:r>
+    </w:p>
+    <w:p>
+      <w:pPr>
+        <w:pStyle w:val="BodyText"/>
+      </w:pPr>
+      <w:r>
+        <w:t xml:space="preserve">Each registered user drafts a team of 4 contestants from the 12-contestant pool. Points are awarded per episode:</w:t>
+      </w:r>
+    </w:p>
+    <w:tbl>
+      <w:tblPr>
+        <w:tblStyle w:val="Table"/>
+        <w:tblW w:type="auto" w:w="0"/>
+        <w:tblLook w:firstRow="1" w:lastRow="0" w:firstColumn="0" w:lastColumn="0" w:noHBand="0" w:noVBand="0" w:val="0020"/>
+      </w:tblPr>
+      <w:tblGrid>
+        <w:gridCol w:w="3960"/>
+        <w:gridCol w:w="3960"/>
+      </w:tblGrid>
+      <w:tr>
+        <w:trPr>
+          <w:tblHeader w:val="on"/>
+        </w:trPr>
+        <w:tc>
+          <w:tcPr/>
+          <w:p>
+            <w:pPr>
+              <w:pStyle w:val="Compact"/>
+            </w:pPr>
+            <w:r>
+              <w:t xml:space="preserve">Action</w:t>
+            </w:r>
+          </w:p>
+        </w:tc>
+        <w:tc>
+          <w:tcPr/>
+          <w:p>
+            <w:pPr>
+              <w:pStyle w:val="Compact"/>
+            </w:pPr>
+            <w:r>
+              <w:t xml:space="preserve">Points</w:t>
+            </w:r>
+          </w:p>
+        </w:tc>
+      </w:tr>
+      <w:tr>
+        <w:tc>
+          <w:tcPr/>
+          <w:p>
+            <w:pPr>
+              <w:pStyle w:val="Compact"/>
+            </w:pPr>
+            <w:r>
+              <w:t xml:space="preserve">Challenge win</w:t>
+            </w:r>
+          </w:p>
+        </w:tc>
+        <w:tc>
+          <w:tcPr/>
+          <w:p>
+            <w:pPr>
+              <w:pStyle w:val="Compact"/>
+            </w:pPr>
+            <w:r>
+              <w:t xml:space="preserve">50</w:t>
+            </w:r>
+          </w:p>
+        </w:tc>
+      </w:tr>
+      <w:tr>
+        <w:tc>
+          <w:tcPr/>
+          <w:p>
+            <w:pPr>
+              <w:pStyle w:val="Compact"/>
+            </w:pPr>
+            <w:r>
+              <w:t xml:space="preserve">Highest deal value presented in the episode</w:t>
+            </w:r>
+          </w:p>
+        </w:tc>
+        <w:tc>
+          <w:tcPr/>
+          <w:p>
+            <w:pPr>
+              <w:pStyle w:val="Compact"/>
+            </w:pPr>
+            <w:r>
+              <w:t xml:space="preserve">25</w:t>
+            </w:r>
+          </w:p>
+        </w:tc>
+      </w:tr>
+      <w:tr>
+        <w:tc>
+          <w:tcPr/>
+          <w:p>
+            <w:pPr>
+              <w:pStyle w:val="Compact"/>
+            </w:pPr>
+            <w:r>
+              <w:t xml:space="preserve">Best AI match score in the challenge</w:t>
+            </w:r>
+          </w:p>
+        </w:tc>
+        <w:tc>
+          <w:tcPr/>
+          <w:p>
+            <w:pPr>
+              <w:pStyle w:val="Compact"/>
+            </w:pPr>
+            <w:r>
+              <w:t xml:space="preserve">15</w:t>
+            </w:r>
+          </w:p>
+        </w:tc>
+      </w:tr>
+      <w:tr>
+        <w:tc>
+          <w:tcPr/>
+          <w:p>
+            <w:pPr>
+              <w:pStyle w:val="Compact"/>
+            </w:pPr>
+            <w:r>
+              <w:t xml:space="preserve">Highest fan vote share</w:t>
+            </w:r>
+          </w:p>
+        </w:tc>
+        <w:tc>
+          <w:tcPr/>
+          <w:p>
+            <w:pPr>
+              <w:pStyle w:val="Compact"/>
+            </w:pPr>
+            <w:r>
+              <w:t xml:space="preserve">10</w:t>
+            </w:r>
+          </w:p>
+        </w:tc>
+      </w:tr>
+    </w:tbl>
+    <w:p>
+      <w:pPr>
+        <w:pStyle w:val="BodyText"/>
+      </w:pPr>
+      <w:r>
+        <w:rPr>
+          <w:b/>
+          <w:bCs/>
+        </w:rPr>
+        <w:t xml:space="preserve">Season Champion Prize</w:t>
+      </w:r>
+    </w:p>
+    <w:p>
+      <w:pPr>
+        <w:pStyle w:val="BodyText"/>
+      </w:pPr>
+      <w:r>
+        <w:t xml:space="preserve">The top-ranked Deal Draft player at season end wins a $10,000 DealStage brand deal fund — credited directly to their DealStage platform account for use on real brand deal outreach. This prize is both aspirational (it’s substantial) and strategically brilliant (it turns the winner into a DealStage power user with resources to generate a compelling success story).</w:t>
+      </w:r>
+    </w:p>
+    <w:p>
+      <w:pPr>
+        <w:pStyle w:val="BodyText"/>
+      </w:pPr>
+      <w:r>
+        <w:rPr>
+          <w:b/>
+          <w:bCs/>
+        </w:rPr>
+        <w:t xml:space="preserve">Launch Timing</w:t>
+      </w:r>
+    </w:p>
+    <w:p>
+      <w:pPr>
+        <w:pStyle w:val="BodyText"/>
+      </w:pPr>
+      <w:r>
+        <w:t xml:space="preserve">Deal Draft opens 2 weeks before the premiere, simultaneously with the contestant profile releases on the DealStage platform. This gives viewers a reason to research contestants before Episode 1, driving early engagement and social discussion before the marketing spend peaks.</w:t>
+      </w:r>
+    </w:p>
+    <w:p>
+      <w:pPr>
+        <w:pStyle w:val="BodyText"/>
+      </w:pPr>
+      <w:r>
+        <w:rPr>
+          <w:b/>
+          <w:bCs/>
+        </w:rPr>
+        <w:t xml:space="preserve">Distribution</w:t>
+      </w:r>
+    </w:p>
+    <w:p>
+      <w:pPr>
+        <w:pStyle w:val="Compact"/>
+        <w:numPr>
+          <w:ilvl w:val="0"/>
+          <w:numId w:val="1105"/>
+        </w:numPr>
+      </w:pPr>
+      <w:r>
+        <w:t xml:space="preserve">If the streaming platform supports companion app integration: embed Deal Draft there</w:t>
+      </w:r>
+    </w:p>
+    <w:p>
+      <w:pPr>
+        <w:pStyle w:val="Compact"/>
+        <w:numPr>
+          <w:ilvl w:val="0"/>
+          <w:numId w:val="1105"/>
+        </w:numPr>
+      </w:pPr>
+      <w:r>
+        <w:t xml:space="preserve">If not: run entirely through the DealStage platform with deep links from the streaming partner’s show page</w:t>
+      </w:r>
+    </w:p>
+    <w:p>
+      <w:pPr>
+        <w:pStyle w:val="Compact"/>
+        <w:numPr>
+          <w:ilvl w:val="0"/>
+          <w:numId w:val="1105"/>
+        </w:numPr>
+      </w:pPr>
+      <w:r>
+        <w:t xml:space="preserve">Promote through every creator in the DealStage network (natural audience + creator referral program: earn platform credits for every new Deal Draft player referred)</w:t>
+      </w:r>
+    </w:p>
+    <w:p>
+      <w:r>
+        <w:pict>
+          <v:rect style="width:0;height:1.5pt" o:hralign="center" o:hrstd="t" o:hr="t"/>
+        </w:pict>
+      </w:r>
+    </w:p>
+    <w:bookmarkEnd w:id="139"/>
+    <w:bookmarkEnd w:id="140"/>
+    <w:bookmarkStart w:id="142" w:name="Xc899c5660549925fbc0b4461d19d4e877bcb81e"/>
+    <w:p>
+      <w:pPr>
+        <w:pStyle w:val="Heading2"/>
+      </w:pPr>
+      <w:r>
+        <w:t xml:space="preserve">[NEW] 2.7 — Union/Non-Union Decision: Budget Impact Analysis</w:t>
+      </w:r>
+    </w:p>
+    <w:bookmarkStart w:id="141" w:name="X55cf73b3b5ae8efb65e5a7e99a0fa8411c57c71"/>
+    <w:p>
+      <w:pPr>
+        <w:pStyle w:val="Heading3"/>
+      </w:pPr>
+      <w:r>
+        <w:t xml:space="preserve">Union Status Decision and Budget Implications</w:t>
+      </w:r>
+    </w:p>
+    <w:p>
+      <w:pPr>
+        <w:pStyle w:val="FirstParagraph"/>
+      </w:pPr>
+      <w:r>
+        <w:rPr>
+          <w:b/>
+          <w:bCs/>
+        </w:rPr>
+        <w:t xml:space="preserve">Recommendation: Union Production</w:t>
+      </w:r>
+    </w:p>
+    <w:p>
+      <w:pPr>
+        <w:pStyle w:val="BodyText"/>
+      </w:pPr>
+      <w:r>
+        <w:t xml:space="preserve">Given the target streaming partners (Netflix, Amazon Prime Video), a union production is strongly recommended. Netflix and Amazon both strongly prefer IATSE-covered productions. A non-union production would create friction in distribution negotiations that is not justified by the cost savings.</w:t>
+      </w:r>
+    </w:p>
+    <w:p>
+      <w:pPr>
+        <w:pStyle w:val="BodyText"/>
+      </w:pPr>
+      <w:r>
+        <w:rPr>
+          <w:b/>
+          <w:bCs/>
+        </w:rPr>
+        <w:t xml:space="preserve">Budget Impact</w:t>
+      </w:r>
+    </w:p>
+    <w:p>
+      <w:pPr>
+        <w:pStyle w:val="BodyText"/>
+      </w:pPr>
+      <w:r>
+        <w:t xml:space="preserve">The $3.8M crew budget in the current production plan should include or be adjusted to reflect:</w:t>
+      </w:r>
+    </w:p>
+    <w:p>
+      <w:pPr>
+        <w:pStyle w:val="Compact"/>
+        <w:numPr>
+          <w:ilvl w:val="0"/>
+          <w:numId w:val="1106"/>
+        </w:numPr>
+      </w:pPr>
+      <w:r>
+        <w:t xml:space="preserve">IATSE scale rates (as the basis for all below-the-line crew)</w:t>
+      </w:r>
+    </w:p>
+    <w:p>
+      <w:pPr>
+        <w:pStyle w:val="Compact"/>
+        <w:numPr>
+          <w:ilvl w:val="0"/>
+          <w:numId w:val="1106"/>
+        </w:numPr>
+      </w:pPr>
+      <w:r>
+        <w:t xml:space="preserve">27% fringe contribution (industry standard for pension and health fund contributions — this is the most common budget error in production plans that have not been through production finance review)</w:t>
+      </w:r>
+    </w:p>
+    <w:p>
+      <w:pPr>
+        <w:pStyle w:val="Compact"/>
+        <w:numPr>
+          <w:ilvl w:val="0"/>
+          <w:numId w:val="1106"/>
+        </w:numPr>
+      </w:pPr>
+      <w:r>
+        <w:t xml:space="preserve">DGA implications for the director of photography, episode directors, and post-production supervisor</w:t>
+      </w:r>
+    </w:p>
+    <w:p>
+      <w:pPr>
+        <w:pStyle w:val="Compact"/>
+        <w:numPr>
+          <w:ilvl w:val="0"/>
+          <w:numId w:val="1106"/>
+        </w:numPr>
+      </w:pPr>
+      <w:r>
+        <w:t xml:space="preserve">SAG-AFTRA implications for the host and any recurring on-camera judge talent</w:t>
+      </w:r>
+    </w:p>
+    <w:p>
+      <w:pPr>
+        <w:pStyle w:val="FirstParagraph"/>
+      </w:pPr>
+      <w:r>
+        <w:rPr>
+          <w:b/>
+          <w:bCs/>
+        </w:rPr>
+        <w:t xml:space="preserve">Adjusted Budget Estimate</w:t>
+      </w:r>
+    </w:p>
+    <w:p>
+      <w:pPr>
+        <w:pStyle w:val="BodyText"/>
+      </w:pPr>
+      <w:r>
+        <w:t xml:space="preserve">If the current $3.8M crew budget does not include fringe contributions, the adjustment is approximately $1.0M–$1.26M in additional crew cost. The total production budget should be revised accordingly before being shared with streaming partners.</w:t>
+      </w:r>
+    </w:p>
+    <w:p>
+      <w:pPr>
+        <w:pStyle w:val="BodyText"/>
+      </w:pPr>
+      <w:r>
+        <w:rPr>
+          <w:b/>
+          <w:bCs/>
+        </w:rPr>
+        <w:t xml:space="preserve">Note on Timeline</w:t>
+      </w:r>
+    </w:p>
+    <w:p>
+      <w:pPr>
+        <w:pStyle w:val="BodyText"/>
+      </w:pPr>
+      <w:r>
+        <w:t xml:space="preserve">Union production status should be confirmed before pitching to Netflix or Amazon. Both platforms will ask. An immediate, specific answer (rather than</w:t>
+      </w:r>
+      <w:r>
+        <w:t xml:space="preserve"> </w:t>
+      </w:r>
+      <w:r>
+        <w:t xml:space="preserve">“we are evaluating”</w:t>
+      </w:r>
+      <w:r>
+        <w:t xml:space="preserve">) signals production readiness and protects the deal structure from renegotiation after the streaming partner has been selected.</w:t>
+      </w:r>
+    </w:p>
+    <w:p>
+      <w:r>
+        <w:pict>
+          <v:rect style="width:0;height:1.5pt" o:hralign="center" o:hrstd="t" o:hr="t"/>
+        </w:pict>
+      </w:r>
+    </w:p>
+    <w:bookmarkEnd w:id="141"/>
+    <w:bookmarkEnd w:id="142"/>
+    <w:bookmarkStart w:id="144" w:name="X22f88e2e4ab2ac5fc24fae7063e15188cda42ca"/>
+    <w:p>
+      <w:pPr>
+        <w:pStyle w:val="Heading2"/>
+      </w:pPr>
+      <w:r>
+        <w:t xml:space="preserve">[NEW] 2.8 — Season 2-3 Expansion Roadmap: The Investment Is Season 1</w:t>
+      </w:r>
+    </w:p>
+    <w:bookmarkStart w:id="143" w:name="X81d9088bb553effc5df4d4100d3567bb505ed06"/>
+    <w:p>
+      <w:pPr>
+        <w:pStyle w:val="Heading3"/>
+      </w:pPr>
+      <w:r>
+        <w:t xml:space="preserve">Why Season 2 Is Where This Becomes Extraordinary</w:t>
+      </w:r>
+    </w:p>
+    <w:p>
+      <w:pPr>
+        <w:pStyle w:val="FirstParagraph"/>
+      </w:pPr>
+      <w:r>
+        <w:t xml:space="preserve">Season 1 establishes the brand, the format, the audience, and the brand partner relationships. Season 2 harvests those investments. Season 3 compounds them. The DealStage TV franchise is not a single show — it is a multi-year revenue engine.</w:t>
+      </w:r>
+    </w:p>
+    <w:p>
+      <w:pPr>
+        <w:pStyle w:val="BodyText"/>
+      </w:pPr>
+      <w:r>
+        <w:rPr>
+          <w:b/>
+          <w:bCs/>
+        </w:rPr>
+        <w:t xml:space="preserve">Season 1: The Establishment (Base Case: +$10.7M)</w:t>
+      </w:r>
+    </w:p>
+    <w:p>
+      <w:pPr>
+        <w:pStyle w:val="BodyText"/>
+      </w:pPr>
+      <w:r>
+        <w:t xml:space="preserve">Season 1 is the investment. It proves the format, builds the audience, and establishes the brand partner relationships that enable Seasons 2 and 3 to be more profitable at lower marginal cost.</w:t>
+      </w:r>
+    </w:p>
+    <w:p>
+      <w:pPr>
+        <w:pStyle w:val="BodyText"/>
+      </w:pPr>
+      <w:r>
+        <w:rPr>
+          <w:b/>
+          <w:bCs/>
+        </w:rPr>
+        <w:t xml:space="preserve">Season 2: The Efficiency Gain (Projected: +$18M–$22M)</w:t>
+      </w:r>
+    </w:p>
+    <w:p>
+      <w:pPr>
+        <w:pStyle w:val="BodyText"/>
+      </w:pPr>
+      <w:r>
+        <w:t xml:space="preserve">Three compounding efficiency gains drive Season 2’s improved economics:</w:t>
+      </w:r>
+    </w:p>
+    <w:p>
+      <w:pPr>
+        <w:numPr>
+          <w:ilvl w:val="0"/>
+          <w:numId w:val="1107"/>
+        </w:numPr>
+      </w:pPr>
+      <w:r>
+        <w:rPr>
+          <w:b/>
+          <w:bCs/>
+        </w:rPr>
+        <w:t xml:space="preserve">Crew cost reduction: 15%</w:t>
+      </w:r>
+      <w:r>
+        <w:t xml:space="preserve"> </w:t>
+      </w:r>
+      <w:r>
+        <w:t xml:space="preserve">— established crew relationships, reused set infrastructure, elimination of first-season ramp-up costs. Saves approximately $1.2M vs. Season 1 crew budget.</w:t>
+      </w:r>
+    </w:p>
+    <w:p>
+      <w:pPr>
+        <w:numPr>
+          <w:ilvl w:val="0"/>
+          <w:numId w:val="1107"/>
+        </w:numPr>
+      </w:pPr>
+      <w:r>
+        <w:rPr>
+          <w:b/>
+          <w:bCs/>
+        </w:rPr>
+        <w:t xml:space="preserve">Brand partner renewal at premium:</w:t>
+      </w:r>
+      <w:r>
+        <w:t xml:space="preserve"> </w:t>
+      </w:r>
+      <w:r>
+        <w:t xml:space="preserve">Tier 1 brand integration increases from $2M to $2.5M, as Season 1 viewership data supports a higher rate. Total brand integration revenue: $9.5M+ vs. Season 1’s $8.5M.</w:t>
+      </w:r>
+    </w:p>
+    <w:p>
+      <w:pPr>
+        <w:numPr>
+          <w:ilvl w:val="0"/>
+          <w:numId w:val="1107"/>
+        </w:numPr>
+      </w:pPr>
+      <w:r>
+        <w:rPr>
+          <w:b/>
+          <w:bCs/>
+        </w:rPr>
+        <w:t xml:space="preserve">Streaming rights increase:</w:t>
+      </w:r>
+      <w:r>
+        <w:t xml:space="preserve"> </w:t>
+      </w:r>
+      <w:r>
+        <w:t xml:space="preserve">Season 2 of a proven format commands 20–40% more than Season 1. Base case: $30M vs. $25M — a $5M improvement on the show’s largest revenue line.</w:t>
+      </w:r>
+    </w:p>
+    <w:p>
+      <w:pPr>
+        <w:pStyle w:val="FirstParagraph"/>
+      </w:pPr>
+      <w:r>
+        <w:rPr>
+          <w:b/>
+          <w:bCs/>
+        </w:rPr>
+        <w:t xml:space="preserve">Season 3: The International Expansion (Projected: +$25M–$32M)</w:t>
+      </w:r>
+    </w:p>
+    <w:p>
+      <w:pPr>
+        <w:pStyle w:val="BodyText"/>
+      </w:pPr>
+      <w:r>
+        <w:t xml:space="preserve">Season 3 adds:</w:t>
+      </w:r>
+      <w:r>
+        <w:t xml:space="preserve"> </w:t>
+      </w:r>
+      <w:r>
+        <w:t xml:space="preserve">- International format licensing begins: 3 territories × $750K = $2.25M</w:t>
+      </w:r>
+      <w:r>
+        <w:t xml:space="preserve"> </w:t>
+      </w:r>
+      <w:r>
+        <w:t xml:space="preserve">- Second-season audience growth effect on brand partner tier upgrades</w:t>
+      </w:r>
+      <w:r>
+        <w:t xml:space="preserve"> </w:t>
+      </w:r>
+      <w:r>
+        <w:t xml:space="preserve">- DealStage Summit live event becomes a $5M+ annual revenue event</w:t>
+      </w:r>
+      <w:r>
+        <w:t xml:space="preserve"> </w:t>
+      </w:r>
+      <w:r>
+        <w:t xml:space="preserve">- Alumni network generates organic creator supply for contestant pool at near-zero casting cost</w:t>
+      </w:r>
+    </w:p>
+    <w:p>
+      <w:pPr>
+        <w:pStyle w:val="BodyText"/>
+      </w:pPr>
+      <w:r>
+        <w:rPr>
+          <w:b/>
+          <w:bCs/>
+        </w:rPr>
+        <w:t xml:space="preserve">The 3-Year Franchise P&amp;L</w:t>
+      </w:r>
+    </w:p>
+    <w:tbl>
+      <w:tblPr>
+        <w:tblStyle w:val="Table"/>
+        <w:tblW w:type="auto" w:w="0"/>
+        <w:tblLook w:firstRow="1" w:lastRow="0" w:firstColumn="0" w:lastColumn="0" w:noHBand="0" w:noVBand="0" w:val="0020"/>
+      </w:tblPr>
+      <w:tblGrid>
+        <w:gridCol w:w="2640"/>
+        <w:gridCol w:w="2640"/>
+        <w:gridCol w:w="2640"/>
+      </w:tblGrid>
+      <w:tr>
+        <w:trPr>
+          <w:tblHeader w:val="on"/>
+        </w:trPr>
+        <w:tc>
+          <w:tcPr/>
+          <w:p>
+            <w:pPr>
+              <w:pStyle w:val="Compact"/>
+            </w:pPr>
+            <w:r>
+              <w:t xml:space="preserve">Season</w:t>
+            </w:r>
+          </w:p>
+        </w:tc>
+        <w:tc>
+          <w:tcPr/>
+          <w:p>
+            <w:pPr>
+              <w:pStyle w:val="Compact"/>
+            </w:pPr>
+            <w:r>
+              <w:t xml:space="preserve">Projected Net</w:t>
+            </w:r>
+          </w:p>
+        </w:tc>
+        <w:tc>
+          <w:tcPr/>
+          <w:p>
+            <w:pPr>
+              <w:pStyle w:val="Compact"/>
+            </w:pPr>
+            <w:r>
+              <w:t xml:space="preserve">Cumulative</w:t>
+            </w:r>
+          </w:p>
+        </w:tc>
+      </w:tr>
+      <w:tr>
+        <w:tc>
+          <w:tcPr/>
+          <w:p>
+            <w:pPr>
+              <w:pStyle w:val="Compact"/>
+            </w:pPr>
+            <w:r>
+              <w:t xml:space="preserve">Season 1</w:t>
+            </w:r>
+          </w:p>
+        </w:tc>
+        <w:tc>
+          <w:tcPr/>
+          <w:p>
+            <w:pPr>
+              <w:pStyle w:val="Compact"/>
+            </w:pPr>
+            <w:r>
+              <w:t xml:space="preserve">+$10.7M (Base Case)</w:t>
+            </w:r>
+          </w:p>
+        </w:tc>
+        <w:tc>
+          <w:tcPr/>
+          <w:p>
+            <w:pPr>
+              <w:pStyle w:val="Compact"/>
+            </w:pPr>
+            <w:r>
+              <w:t xml:space="preserve">$10.7M</w:t>
+            </w:r>
+          </w:p>
+        </w:tc>
+      </w:tr>
+      <w:tr>
+        <w:tc>
+          <w:tcPr/>
+          <w:p>
+            <w:pPr>
+              <w:pStyle w:val="Compact"/>
+            </w:pPr>
+            <w:r>
+              <w:t xml:space="preserve">Season 2</w:t>
+            </w:r>
+          </w:p>
+        </w:tc>
+        <w:tc>
+          <w:tcPr/>
+          <w:p>
+            <w:pPr>
+              <w:pStyle w:val="Compact"/>
+            </w:pPr>
+            <w:r>
+              <w:t xml:space="preserve">+$18M–$22M</w:t>
+            </w:r>
+          </w:p>
+        </w:tc>
+        <w:tc>
+          <w:tcPr/>
+          <w:p>
+            <w:pPr>
+              <w:pStyle w:val="Compact"/>
+            </w:pPr>
+            <w:r>
+              <w:t xml:space="preserve">$28.7M–$32.7M</w:t>
+            </w:r>
+          </w:p>
+        </w:tc>
+      </w:tr>
+      <w:tr>
+        <w:tc>
+          <w:tcPr/>
+          <w:p>
+            <w:pPr>
+              <w:pStyle w:val="Compact"/>
+            </w:pPr>
+            <w:r>
+              <w:t xml:space="preserve">Season 3</w:t>
+            </w:r>
+          </w:p>
+        </w:tc>
+        <w:tc>
+          <w:tcPr/>
+          <w:p>
+            <w:pPr>
+              <w:pStyle w:val="Compact"/>
+            </w:pPr>
+            <w:r>
+              <w:t xml:space="preserve">+$25M–$32M</w:t>
+            </w:r>
+          </w:p>
+        </w:tc>
+        <w:tc>
+          <w:tcPr/>
+          <w:p>
+            <w:pPr>
+              <w:pStyle w:val="Compact"/>
+            </w:pPr>
+            <w:r>
+              <w:t xml:space="preserve">$53.7M–$64.7M</w:t>
+            </w:r>
+          </w:p>
+        </w:tc>
+      </w:tr>
+    </w:tbl>
+    <w:p>
+      <w:pPr>
+        <w:pStyle w:val="BodyText"/>
+      </w:pPr>
+      <w:r>
+        <w:t xml:space="preserve">The 3-year cumulative is the investment thesis. This is not a single show. It is a franchise with compounding returns.</w:t>
+      </w:r>
+    </w:p>
+    <w:p>
+      <w:r>
+        <w:pict>
+          <v:rect style="width:0;height:1.5pt" o:hralign="center" o:hrstd="t" o:hr="t"/>
+        </w:pict>
+      </w:r>
+    </w:p>
+    <w:bookmarkEnd w:id="143"/>
+    <w:bookmarkEnd w:id="144"/>
+    <w:bookmarkStart w:id="146" w:name="X9bdebe08b8255dacd42784d79198100a6f7b536"/>
+    <w:p>
+      <w:pPr>
+        <w:pStyle w:val="Heading2"/>
+      </w:pPr>
+      <w:r>
+        <w:t xml:space="preserve">[NEW] 2.9 — Live Event Strategy: DealStage Summit</w:t>
+      </w:r>
+    </w:p>
+    <w:bookmarkStart w:id="145" w:name="dealstage-summit-annual-live-event"/>
+    <w:p>
+      <w:pPr>
+        <w:pStyle w:val="Heading3"/>
+      </w:pPr>
+      <w:r>
+        <w:t xml:space="preserve">DealStage Summit — Annual Live Event</w:t>
+      </w:r>
+    </w:p>
+    <w:p>
+      <w:pPr>
+        <w:pStyle w:val="FirstParagraph"/>
+      </w:pPr>
+      <w:r>
+        <w:rPr>
+          <w:b/>
+          <w:bCs/>
+        </w:rPr>
+        <w:t xml:space="preserve">The Concept</w:t>
+      </w:r>
+    </w:p>
+    <w:p>
+      <w:pPr>
+        <w:pStyle w:val="BodyText"/>
+      </w:pPr>
+      <w:r>
+        <w:t xml:space="preserve">Every durable media franchise builds its moat through live events. VidCon, Creator Economy Summit, Podcast Movement — all started as community gatherings and became multi-million dollar annual events. DealStage has a natural live event nucleus: the TV show’s finale audience, the platform’s creator and brand user base, and the podcast’s listener community.</w:t>
+      </w:r>
+    </w:p>
+    <w:p>
+      <w:pPr>
+        <w:pStyle w:val="BodyText"/>
+      </w:pPr>
+      <w:r>
+        <w:t xml:space="preserve">The DealStage Summit is a 2-day annual creator commerce conference and awards show, anchored by the Season X finale live taping on Day 2, with a full Day 1 of creator education, brand partnership showcases, and platform activations.</w:t>
+      </w:r>
+    </w:p>
+    <w:p>
+      <w:pPr>
+        <w:pStyle w:val="BodyText"/>
+      </w:pPr>
+      <w:r>
+        <w:rPr>
+          <w:b/>
+          <w:bCs/>
+        </w:rPr>
+        <w:t xml:space="preserve">Target Venue:</w:t>
+      </w:r>
+      <w:r>
+        <w:t xml:space="preserve"> </w:t>
+      </w:r>
+      <w:r>
+        <w:t xml:space="preserve">3,000-seat theater, Los Angeles or New York</w:t>
+      </w:r>
+    </w:p>
+    <w:p>
+      <w:pPr>
+        <w:pStyle w:val="BodyText"/>
+      </w:pPr>
+      <w:r>
+        <w:rPr>
+          <w:b/>
+          <w:bCs/>
+        </w:rPr>
+        <w:t xml:space="preserve">Revenue Model</w:t>
+      </w:r>
+    </w:p>
+    <w:tbl>
+      <w:tblPr>
+        <w:tblStyle w:val="Table"/>
+        <w:tblW w:type="pct" w:w="5000"/>
+        <w:tblLayout w:type="fixed"/>
+        <w:tblLook w:firstRow="1" w:lastRow="0" w:firstColumn="0" w:lastColumn="0" w:noHBand="0" w:noVBand="0" w:val="0020"/>
+      </w:tblPr>
+      <w:tblGrid>
+        <w:gridCol w:w="3424"/>
+        <w:gridCol w:w="1284"/>
+        <w:gridCol w:w="1712"/>
+        <w:gridCol w:w="1498"/>
+      </w:tblGrid>
+      <w:tr>
+        <w:trPr>
+          <w:tblHeader w:val="on"/>
+        </w:trPr>
+        <w:tc>
+          <w:tcPr/>
+          <w:p>
+            <w:pPr>
+              <w:pStyle w:val="Compact"/>
+            </w:pPr>
+            <w:r>
+              <w:t xml:space="preserve">Revenue Source</w:t>
+            </w:r>
+          </w:p>
+        </w:tc>
+        <w:tc>
+          <w:tcPr/>
+          <w:p>
+            <w:pPr>
+              <w:pStyle w:val="Compact"/>
+            </w:pPr>
+            <w:r>
+              <w:t xml:space="preserve">Rate</w:t>
+            </w:r>
+          </w:p>
+        </w:tc>
+        <w:tc>
+          <w:tcPr/>
+          <w:p>
+            <w:pPr>
+              <w:pStyle w:val="Compact"/>
+            </w:pPr>
+            <w:r>
+              <w:t xml:space="preserve">Volume</w:t>
+            </w:r>
+          </w:p>
+        </w:tc>
+        <w:tc>
+          <w:tcPr/>
+          <w:p>
+            <w:pPr>
+              <w:pStyle w:val="Compact"/>
+            </w:pPr>
+            <w:r>
+              <w:t xml:space="preserve">Total</w:t>
+            </w:r>
+          </w:p>
+        </w:tc>
+      </w:tr>
+      <w:tr>
+        <w:tc>
+          <w:tcPr/>
+          <w:p>
+            <w:pPr>
+              <w:pStyle w:val="Compact"/>
+            </w:pPr>
+            <w:r>
+              <w:t xml:space="preserve">Ticket sales</w:t>
+            </w:r>
+          </w:p>
+        </w:tc>
+        <w:tc>
+          <w:tcPr/>
+          <w:p>
+            <w:pPr>
+              <w:pStyle w:val="Compact"/>
+            </w:pPr>
+            <w:r>
+              <w:t xml:space="preserve">$299–$999/attendee</w:t>
+            </w:r>
+          </w:p>
+        </w:tc>
+        <w:tc>
+          <w:tcPr/>
+          <w:p>
+            <w:pPr>
+              <w:pStyle w:val="Compact"/>
+            </w:pPr>
+            <w:r>
+              <w:t xml:space="preserve">3,000 attendees</w:t>
+            </w:r>
+          </w:p>
+        </w:tc>
+        <w:tc>
+          <w:tcPr/>
+          <w:p>
+            <w:pPr>
+              <w:pStyle w:val="Compact"/>
+            </w:pPr>
+            <w:r>
+              <w:t xml:space="preserve">$900K–$3M</w:t>
+            </w:r>
+          </w:p>
+        </w:tc>
+      </w:tr>
+      <w:tr>
+        <w:tc>
+          <w:tcPr/>
+          <w:p>
+            <w:pPr>
+              <w:pStyle w:val="Compact"/>
+            </w:pPr>
+            <w:r>
+              <w:t xml:space="preserve">Brand sponsor activation floor</w:t>
+            </w:r>
+          </w:p>
+        </w:tc>
+        <w:tc>
+          <w:tcPr/>
+          <w:p>
+            <w:pPr>
+              <w:pStyle w:val="Compact"/>
+            </w:pPr>
+            <w:r>
+              <w:t xml:space="preserve">$200K avg/sponsor</w:t>
+            </w:r>
+          </w:p>
+        </w:tc>
+        <w:tc>
+          <w:tcPr/>
+          <w:p>
+            <w:pPr>
+              <w:pStyle w:val="Compact"/>
+            </w:pPr>
+            <w:r>
+              <w:t xml:space="preserve">10 sponsors</w:t>
+            </w:r>
+          </w:p>
+        </w:tc>
+        <w:tc>
+          <w:tcPr/>
+          <w:p>
+            <w:pPr>
+              <w:pStyle w:val="Compact"/>
+            </w:pPr>
+            <w:r>
+              <w:t xml:space="preserve">$2M</w:t>
+            </w:r>
+          </w:p>
+        </w:tc>
+      </w:tr>
+      <w:tr>
+        <w:tc>
+          <w:tcPr/>
+          <w:p>
+            <w:pPr>
+              <w:pStyle w:val="Compact"/>
+            </w:pPr>
+            <w:r>
+              <w:t xml:space="preserve">VIP brand-creator matching sessions</w:t>
+            </w:r>
+          </w:p>
+        </w:tc>
+        <w:tc>
+          <w:tcPr/>
+          <w:p>
+            <w:pPr>
+              <w:pStyle w:val="Compact"/>
+            </w:pPr>
+            <w:r>
+              <w:t xml:space="preserve">$5,000/session</w:t>
+            </w:r>
+          </w:p>
+        </w:tc>
+        <w:tc>
+          <w:tcPr/>
+          <w:p>
+            <w:pPr>
+              <w:pStyle w:val="Compact"/>
+            </w:pPr>
+            <w:r>
+              <w:t xml:space="preserve">200 sessions</w:t>
+            </w:r>
+          </w:p>
+        </w:tc>
+        <w:tc>
+          <w:tcPr/>
+          <w:p>
+            <w:pPr>
+              <w:pStyle w:val="Compact"/>
+            </w:pPr>
+            <w:r>
+              <w:t xml:space="preserve">$1M</w:t>
+            </w:r>
+          </w:p>
+        </w:tc>
+      </w:tr>
+      <w:tr>
+        <w:tc>
+          <w:tcPr/>
+          <w:p>
+            <w:pPr>
+              <w:pStyle w:val="Compact"/>
+            </w:pPr>
+            <w:r>
+              <w:rPr>
+                <w:b/>
+                <w:bCs/>
+              </w:rPr>
+              <w:t xml:space="preserve">Total Year 3 Summit Revenue</w:t>
+            </w:r>
+          </w:p>
+        </w:tc>
+        <w:tc>
+          <w:tcPr/>
+          <w:p>
+            <w:pPr>
+              <w:pStyle w:val="Compact"/>
+            </w:pPr>
+          </w:p>
+        </w:tc>
+        <w:tc>
+          <w:tcPr/>
+          <w:p>
+            <w:pPr>
+              <w:pStyle w:val="Compact"/>
+            </w:pPr>
+          </w:p>
+        </w:tc>
+        <w:tc>
+          <w:tcPr/>
+          <w:p>
+            <w:pPr>
+              <w:pStyle w:val="Compact"/>
+            </w:pPr>
+            <w:r>
+              <w:rPr>
+                <w:b/>
+                <w:bCs/>
+              </w:rPr>
+              <w:t xml:space="preserve">$3.9M–$6M</w:t>
+            </w:r>
+          </w:p>
+        </w:tc>
+      </w:tr>
+    </w:tbl>
+    <w:p>
+      <w:pPr>
+        <w:pStyle w:val="BodyText"/>
+      </w:pPr>
+      <w:r>
+        <w:rPr>
+          <w:b/>
+          <w:bCs/>
+        </w:rPr>
+        <w:t xml:space="preserve">Timeline</w:t>
+      </w:r>
+    </w:p>
+    <w:p>
+      <w:pPr>
+        <w:pStyle w:val="Compact"/>
+        <w:numPr>
+          <w:ilvl w:val="0"/>
+          <w:numId w:val="1108"/>
+        </w:numPr>
+      </w:pPr>
+      <w:r>
+        <w:t xml:space="preserve">Year 1: 500-person event at TV show premiere as launch activation. Revenue: ~$500K.</w:t>
+      </w:r>
+    </w:p>
+    <w:p>
+      <w:pPr>
+        <w:pStyle w:val="Compact"/>
+        <w:numPr>
+          <w:ilvl w:val="0"/>
+          <w:numId w:val="1108"/>
+        </w:numPr>
+      </w:pPr>
+      <w:r>
+        <w:t xml:space="preserve">Year 2: 1,500-person scale. Revenue: ~$2M.</w:t>
+      </w:r>
+    </w:p>
+    <w:p>
+      <w:pPr>
+        <w:pStyle w:val="Compact"/>
+        <w:numPr>
+          <w:ilvl w:val="0"/>
+          <w:numId w:val="1108"/>
+        </w:numPr>
+      </w:pPr>
+      <w:r>
+        <w:t xml:space="preserve">Year 3: Full Summit format at 3,000+ people. Revenue: $4M–$6M.</w:t>
+      </w:r>
+    </w:p>
+    <w:p>
+      <w:pPr>
+        <w:pStyle w:val="Compact"/>
+        <w:numPr>
+          <w:ilvl w:val="0"/>
+          <w:numId w:val="1108"/>
+        </w:numPr>
+      </w:pPr>
+      <w:r>
+        <w:t xml:space="preserve">Year 4+: Annual summit becomes a $5M+ recurring revenue event independent of any single TV season.</w:t>
+      </w:r>
+    </w:p>
+    <w:p>
+      <w:r>
+        <w:pict>
+          <v:rect style="width:0;height:1.5pt" o:hralign="center" o:hrstd="t" o:hr="t"/>
+        </w:pict>
+      </w:r>
+    </w:p>
+    <w:bookmarkEnd w:id="145"/>
+    <w:bookmarkEnd w:id="146"/>
+    <w:bookmarkStart w:id="148" w:name="new-2.10-showrunner-and-host-candidates"/>
+    <w:p>
+      <w:pPr>
+        <w:pStyle w:val="Heading2"/>
+      </w:pPr>
+      <w:r>
+        <w:t xml:space="preserve">[NEW] 2.10 — Showrunner and Host Candidates</w:t>
+      </w:r>
+    </w:p>
+    <w:bookmarkStart w:id="147" w:name="preferred-showrunner-and-host-candidates"/>
+    <w:p>
+      <w:pPr>
+        <w:pStyle w:val="Heading3"/>
+      </w:pPr>
+      <w:r>
+        <w:t xml:space="preserve">Preferred Showrunner and Host Candidates</w:t>
+      </w:r>
+    </w:p>
+    <w:p>
+      <w:pPr>
+        <w:pStyle w:val="FirstParagraph"/>
+      </w:pPr>
+      <w:r>
+        <w:rPr>
+          <w:b/>
+          <w:bCs/>
+        </w:rPr>
+        <w:t xml:space="preserve">Why This Is in the Pitch Package</w:t>
+      </w:r>
+    </w:p>
+    <w:p>
+      <w:pPr>
+        <w:pStyle w:val="BodyText"/>
+      </w:pPr>
+      <w:r>
+        <w:t xml:space="preserve">“The right host will be cast”</w:t>
+      </w:r>
+      <w:r>
+        <w:t xml:space="preserve"> </w:t>
+      </w:r>
+      <w:r>
+        <w:t xml:space="preserve">is not a pitch strategy. It is a placeholder. Streaming executives who have greenlit 50 competition shows know that the host is 40% of the show’s identity. Naming specific candidates makes the show real in the reader’s imagination and signals that the DealStage team has thought carefully about vision, not just mechanics.</w:t>
+      </w:r>
+    </w:p>
+    <w:p>
+      <w:pPr>
+        <w:pStyle w:val="BodyText"/>
+      </w:pPr>
+      <w:r>
+        <w:rPr>
+          <w:b/>
+          <w:bCs/>
+        </w:rPr>
+        <w:t xml:space="preserve">Preferred Showrunner Profile</w:t>
+      </w:r>
+    </w:p>
+    <w:p>
+      <w:pPr>
+        <w:pStyle w:val="BodyText"/>
+      </w:pPr>
+      <w:r>
+        <w:t xml:space="preserve">Ideal candidate: a showrunner with 3+ seasons of experience on a business-focused reality competition format — specifically someone with Shark Tank, The Apprentice, or a comparable format on their credits. Key requirement: experience managing real-stakes business moments on camera, not manufactured drama. The emotional authenticity of The Deal Stage depends on a showrunner who knows how to let business pressure produce television organically.</w:t>
+      </w:r>
+    </w:p>
+    <w:p>
+      <w:pPr>
+        <w:pStyle w:val="BodyText"/>
+      </w:pPr>
+      <w:r>
+        <w:t xml:space="preserve">Rationale for this profile: The Deal Stage’s most powerful moments happen when the AI reveals data the contestant did not expect — when a 92% match score is announced and the contestant realizes they have been underpricing themselves for three years. A showrunner who has produced Shark Tank’s</w:t>
+      </w:r>
+      <w:r>
+        <w:t xml:space="preserve"> </w:t>
+      </w:r>
+      <w:r>
+        <w:t xml:space="preserve">“tank”</w:t>
+      </w:r>
+      <w:r>
+        <w:t xml:space="preserve"> </w:t>
+      </w:r>
+      <w:r>
+        <w:t xml:space="preserve">moments understands how to structure that revelation for maximum impact without distorting the underlying business reality.</w:t>
+      </w:r>
+    </w:p>
+    <w:p>
+      <w:pPr>
+        <w:pStyle w:val="BodyText"/>
+      </w:pPr>
+      <w:r>
+        <w:rPr>
+          <w:b/>
+          <w:bCs/>
+        </w:rPr>
+        <w:t xml:space="preserve">Preferred Host Candidates</w:t>
+      </w:r>
+    </w:p>
+    <w:p>
+      <w:pPr>
+        <w:pStyle w:val="BodyText"/>
+      </w:pPr>
+      <w:r>
+        <w:rPr>
+          <w:i/>
+          <w:iCs/>
+        </w:rPr>
+        <w:t xml:space="preserve">Option A: Emma Chamberlain</w:t>
+      </w:r>
+      <w:r>
+        <w:t xml:space="preserve"> </w:t>
+      </w:r>
+      <w:r>
+        <w:t xml:space="preserve">(Creator Economy Credibility)</w:t>
+      </w:r>
+      <w:r>
+        <w:t xml:space="preserve"> </w:t>
+      </w:r>
+      <w:r>
+        <w:t xml:space="preserve">- 12M+ YouTube subscribers, authentic creator economy participant since age 16</w:t>
+      </w:r>
+      <w:r>
+        <w:t xml:space="preserve"> </w:t>
+      </w:r>
+      <w:r>
+        <w:t xml:space="preserve">- Her own brand (Chamberlain Coffee), deep understanding of what brand deals actually mean to a creator’s career</w:t>
+      </w:r>
+      <w:r>
+        <w:t xml:space="preserve"> </w:t>
+      </w:r>
+      <w:r>
+        <w:t xml:space="preserve">- Appeals to the 18-34 core demographic while earning the respect of the brand-side audience</w:t>
+      </w:r>
+      <w:r>
+        <w:t xml:space="preserve"> </w:t>
+      </w:r>
+      <w:r>
+        <w:t xml:space="preserve">- Caveat: requires briefing on business format hosting; she has not hosted a competition format previously</w:t>
+      </w:r>
+    </w:p>
+    <w:p>
+      <w:pPr>
+        <w:pStyle w:val="BodyText"/>
+      </w:pPr>
+      <w:r>
+        <w:rPr>
+          <w:i/>
+          <w:iCs/>
+        </w:rPr>
+        <w:t xml:space="preserve">Option B: Mark Cuban</w:t>
+      </w:r>
+      <w:r>
+        <w:t xml:space="preserve"> </w:t>
+      </w:r>
+      <w:r>
+        <w:t xml:space="preserve">(Business Gravitas + Creator Economy Adjacency)</w:t>
+      </w:r>
+      <w:r>
+        <w:t xml:space="preserve"> </w:t>
+      </w:r>
+      <w:r>
+        <w:t xml:space="preserve">- Shark Tank alumnus with established business credibility</w:t>
+      </w:r>
+      <w:r>
+        <w:t xml:space="preserve"> </w:t>
+      </w:r>
+      <w:r>
+        <w:t xml:space="preserve">- Active AI investor with documented interest in creator economy tools</w:t>
+      </w:r>
+      <w:r>
+        <w:t xml:space="preserve"> </w:t>
+      </w:r>
+      <w:r>
+        <w:t xml:space="preserve">- Immediately signals to both creators and brands that this is serious, not a</w:t>
+      </w:r>
+      <w:r>
+        <w:t xml:space="preserve"> </w:t>
+      </w:r>
+      <w:r>
+        <w:t xml:space="preserve">“content creator show”</w:t>
+      </w:r>
+      <w:r>
+        <w:t xml:space="preserve"> </w:t>
+      </w:r>
+      <w:r>
+        <w:t xml:space="preserve">- Caveat: his Shark Tank association risks</w:t>
+      </w:r>
+      <w:r>
+        <w:t xml:space="preserve"> </w:t>
+      </w:r>
+      <w:r>
+        <w:t xml:space="preserve">“derivative”</w:t>
+      </w:r>
+      <w:r>
+        <w:t xml:space="preserve"> </w:t>
+      </w:r>
+      <w:r>
+        <w:t xml:space="preserve">perception at early pitch stage; address directly in pitch notes</w:t>
+      </w:r>
+    </w:p>
+    <w:p>
+      <w:pPr>
+        <w:pStyle w:val="BodyText"/>
+      </w:pPr>
+      <w:r>
+        <w:rPr>
+          <w:i/>
+          <w:iCs/>
+        </w:rPr>
+        <w:t xml:space="preserve">Option C: A high-profile creator economy native at 1M+ followers with business intelligence and on-camera comfort</w:t>
+      </w:r>
+      <w:r>
+        <w:t xml:space="preserve"> </w:t>
+      </w:r>
+      <w:r>
+        <w:t xml:space="preserve">— to be identified via casting process if neither Option A nor B is available or willing.</w:t>
+      </w:r>
+    </w:p>
+    <w:p>
+      <w:pPr>
+        <w:pStyle w:val="BodyText"/>
+      </w:pPr>
+      <w:r>
+        <w:rPr>
+          <w:i/>
+          <w:iCs/>
+        </w:rPr>
+        <w:t xml:space="preserve">These are preferred candidates for initial outreach, not committed deals. The important thing is specificity of vision.</w:t>
+      </w:r>
+    </w:p>
+    <w:p>
+      <w:r>
+        <w:pict>
+          <v:rect style="width:0;height:1.5pt" o:hralign="center" o:hrstd="t" o:hr="t"/>
+        </w:pict>
+      </w:r>
+    </w:p>
+    <w:bookmarkEnd w:id="147"/>
+    <w:bookmarkEnd w:id="148"/>
+    <w:bookmarkStart w:id="150" w:name="X05602721056fb206bd052800ebf11604325a405"/>
+    <w:p>
+      <w:pPr>
+        <w:pStyle w:val="Heading2"/>
+      </w:pPr>
+      <w:r>
+        <w:t xml:space="preserve">[NEW] CROSS-DOC 4 — 30-Day Content Sprint Plan (Pre-Series A Flywheel Validation)</w:t>
+      </w:r>
+    </w:p>
+    <w:bookmarkStart w:id="149" w:name="Xd1b1dd6efc41c7508424dad83e1f0a27561129e"/>
+    <w:p>
+      <w:pPr>
+        <w:pStyle w:val="Heading3"/>
+      </w:pPr>
+      <w:r>
+        <w:t xml:space="preserve">30-Day Content Sprint: Validate the Flywheel Before the Series A Closes</w:t>
+      </w:r>
+    </w:p>
+    <w:p>
+      <w:pPr>
+        <w:pStyle w:val="FirstParagraph"/>
+      </w:pPr>
+      <w:r>
+        <w:rPr>
+          <w:b/>
+          <w:bCs/>
+        </w:rPr>
+        <w:t xml:space="preserve">Why This Matters</w:t>
+      </w:r>
+    </w:p>
+    <w:p>
+      <w:pPr>
+        <w:pStyle w:val="BodyText"/>
+      </w:pPr>
+      <w:r>
+        <w:t xml:space="preserve">The flywheel is DealStage’s most powerful argument, and it is currently entirely theoretical in investor materials. Even 8 YouTube videos with real deal stories — published before the Series A closes — transforms the digital content plan from a strategy document into a proof of concept.</w:t>
+      </w:r>
+    </w:p>
+    <w:p>
+      <w:pPr>
+        <w:pStyle w:val="BodyText"/>
+      </w:pPr>
+      <w:r>
+        <w:rPr>
+          <w:b/>
+          <w:bCs/>
+        </w:rPr>
+        <w:t xml:space="preserve">The Sprint Plan</w:t>
+      </w:r>
+    </w:p>
+    <w:p>
+      <w:pPr>
+        <w:pStyle w:val="BodyText"/>
+      </w:pPr>
+      <w:r>
+        <w:rPr>
+          <w:i/>
+          <w:iCs/>
+        </w:rPr>
+        <w:t xml:space="preserve">Week 1-2: Production</w:t>
+      </w:r>
+      <w:r>
+        <w:t xml:space="preserve"> </w:t>
+      </w:r>
+      <w:r>
+        <w:t xml:space="preserve">- Identify 8 real DealStage user stories (anonymized to</w:t>
+      </w:r>
+      <w:r>
+        <w:t xml:space="preserve"> </w:t>
+      </w:r>
+      <w:r>
+        <w:t xml:space="preserve">“a fitness creator in Los Angeles”</w:t>
+      </w:r>
+      <w:r>
+        <w:t xml:space="preserve"> </w:t>
+      </w:r>
+      <w:r>
+        <w:t xml:space="preserve">if naming is not possible)</w:t>
+      </w:r>
+      <w:r>
+        <w:t xml:space="preserve"> </w:t>
+      </w:r>
+      <w:r>
+        <w:t xml:space="preserve">- Film all 8 in a single production week (one production day per episode at low cost)</w:t>
+      </w:r>
+      <w:r>
+        <w:t xml:space="preserve"> </w:t>
+      </w:r>
+      <w:r>
+        <w:t xml:space="preserve">- Format:</w:t>
+      </w:r>
+      <w:r>
+        <w:t xml:space="preserve"> </w:t>
+      </w:r>
+      <w:r>
+        <w:t xml:space="preserve">“Deal Stage Contenders”</w:t>
+      </w:r>
+      <w:r>
+        <w:t xml:space="preserve"> </w:t>
+      </w:r>
+      <w:r>
+        <w:t xml:space="preserve">digital-first format — not the TV show format, but the same concept at lower production cost</w:t>
+      </w:r>
+    </w:p>
+    <w:p>
+      <w:pPr>
+        <w:pStyle w:val="BodyText"/>
+      </w:pPr>
+      <w:r>
+        <w:rPr>
+          <w:i/>
+          <w:iCs/>
+        </w:rPr>
+        <w:t xml:space="preserve">Week 3-4: Publishing</w:t>
+      </w:r>
+      <w:r>
+        <w:t xml:space="preserve"> </w:t>
+      </w:r>
+      <w:r>
+        <w:t xml:space="preserve">- Publish one video per week for 8 weeks (or all 8 over 4 weeks if sprint timeline requires)</w:t>
+      </w:r>
+      <w:r>
+        <w:t xml:space="preserve"> </w:t>
+      </w:r>
+      <w:r>
+        <w:t xml:space="preserve">- Simultaneously: 30 TikTok clips (3-4 per video), 4 podcast episodes (audio versions of 4 of the 8 stories)</w:t>
+      </w:r>
+    </w:p>
+    <w:p>
+      <w:pPr>
+        <w:pStyle w:val="BodyText"/>
+      </w:pPr>
+      <w:r>
+        <w:rPr>
+          <w:b/>
+          <w:bCs/>
+        </w:rPr>
+        <w:t xml:space="preserve">What to Track</w:t>
+      </w:r>
+      <w:r>
+        <w:t xml:space="preserve"> </w:t>
+      </w:r>
+      <w:r>
+        <w:t xml:space="preserve">- Total views and watch time percentage</w:t>
+      </w:r>
+      <w:r>
+        <w:t xml:space="preserve"> </w:t>
+      </w:r>
+      <w:r>
+        <w:t xml:space="preserve">- Click-through rate to DealStage website (UTM-tagged)</w:t>
+      </w:r>
+      <w:r>
+        <w:t xml:space="preserve"> </w:t>
+      </w:r>
+      <w:r>
+        <w:t xml:space="preserve">- Trial signups attributed to YouTube (UTM-tagged landing page)</w:t>
+      </w:r>
+      <w:r>
+        <w:t xml:space="preserve"> </w:t>
+      </w:r>
+      <w:r>
+        <w:t xml:space="preserve">- Trial-to-paid conversion rate from content-attributed signups</w:t>
+      </w:r>
+      <w:r>
+        <w:t xml:space="preserve"> </w:t>
+      </w:r>
+      <w:r>
+        <w:t xml:space="preserve">- Email list signups driven by content CTAs</w:t>
+      </w:r>
+    </w:p>
+    <w:p>
+      <w:pPr>
+        <w:pStyle w:val="BodyText"/>
+      </w:pPr>
+      <w:r>
+        <w:rPr>
+          <w:b/>
+          <w:bCs/>
+        </w:rPr>
+        <w:t xml:space="preserve">What to Present in the Series A Pitch</w:t>
+      </w:r>
+    </w:p>
+    <w:p>
+      <w:pPr>
+        <w:pStyle w:val="BodyText"/>
+      </w:pPr>
+      <w:r>
+        <w:t xml:space="preserve">Label this section</w:t>
+      </w:r>
+      <w:r>
+        <w:t xml:space="preserve"> </w:t>
+      </w:r>
+      <w:r>
+        <w:t xml:space="preserve">“30-Day Flywheel Validation Data.”</w:t>
+      </w:r>
+      <w:r>
+        <w:t xml:space="preserve"> </w:t>
+      </w:r>
+      <w:r>
+        <w:t xml:space="preserve">Even modest results ($50K in attributable ARR from 8 videos) prove the model works and change the risk profile of the investment from</w:t>
+      </w:r>
+      <w:r>
+        <w:t xml:space="preserve"> </w:t>
+      </w:r>
+      <w:r>
+        <w:t xml:space="preserve">“this could work”</w:t>
+      </w:r>
+      <w:r>
+        <w:t xml:space="preserve"> </w:t>
+      </w:r>
+      <w:r>
+        <w:t xml:space="preserve">to</w:t>
+      </w:r>
+      <w:r>
+        <w:t xml:space="preserve"> </w:t>
+      </w:r>
+      <w:r>
+        <w:t xml:space="preserve">“this is already working.”</w:t>
+      </w:r>
+    </w:p>
+    <w:p>
+      <w:pPr>
+        <w:pStyle w:val="BodyText"/>
+      </w:pPr>
+      <w:r>
+        <w:t xml:space="preserve">Target outcome from 8 videos: 500,000 views, 2,000 platform trial signups, 500 paid conversions, $90K in content-attributed ARR. At those numbers, the flywheel is proven before a single dollar of Series A capital is deployed.</w:t>
+      </w:r>
+    </w:p>
+    <w:p>
+      <w:r>
+        <w:pict>
+          <v:rect style="width:0;height:1.5pt" o:hralign="center" o:hrstd="t" o:hr="t"/>
+        </w:pict>
+      </w:r>
+    </w:p>
+    <w:p>
+      <w:pPr>
+        <w:pStyle w:val="FirstParagraph"/>
+      </w:pPr>
+      <w:r>
+        <w:rPr>
+          <w:i/>
+          <w:iCs/>
+        </w:rPr>
+        <w:t xml:space="preserve">End of Strategic Additions — DEALSTAGE_TV_SHOW_PRODUCTION_PLAN.md</w:t>
+      </w:r>
+      <w:r>
+        <w:t xml:space="preserve"> </w:t>
+      </w:r>
+      <w:r>
+        <w:rPr>
+          <w:i/>
+          <w:iCs/>
+        </w:rPr>
+        <w:t xml:space="preserve">Applied from: STRATEGIC_SUGGESTIONS_REPORT.md, March 2026</w:t>
+      </w:r>
+      <w:r>
+        <w:t xml:space="preserve"> </w:t>
+      </w:r>
+      <w:r>
+        <w:rPr>
+          <w:i/>
+          <w:iCs/>
+        </w:rPr>
+        <w:t xml:space="preserve">Suggestions applied: 2.1, 2.2, 2.3, 2.4, 2.5, 2.6, 2.7, 2.8, 2.9, 2.10 + Cross-Doc Recommendation 4 (30-Day Content Sprint)</w:t>
+      </w:r>
+    </w:p>
+    <w:bookmarkEnd w:id="149"/>
+    <w:bookmarkEnd w:id="150"/>
+    <w:bookmarkEnd w:id="151"/>
     <w:sectPr>
       <w:footnotePr>
         <w:numRestart w:val="eachSect"/>
@@ -20339,6 +23073,75 @@
     <w:abstractNumId w:val="991"/>
   </w:num>
   <w:num w:numId="1103">
+    <w:abstractNumId w:val="991"/>
+  </w:num>
+  <w:num w:numId="1104">
+    <w:abstractNumId w:val="99411"/>
+    <w:lvlOverride w:ilvl="0">
+      <w:startOverride w:val="1"/>
+    </w:lvlOverride>
+    <w:lvlOverride w:ilvl="1">
+      <w:startOverride w:val="1"/>
+    </w:lvlOverride>
+    <w:lvlOverride w:ilvl="2">
+      <w:startOverride w:val="1"/>
+    </w:lvlOverride>
+    <w:lvlOverride w:ilvl="3">
+      <w:startOverride w:val="1"/>
+    </w:lvlOverride>
+    <w:lvlOverride w:ilvl="4">
+      <w:startOverride w:val="1"/>
+    </w:lvlOverride>
+    <w:lvlOverride w:ilvl="5">
+      <w:startOverride w:val="1"/>
+    </w:lvlOverride>
+    <w:lvlOverride w:ilvl="6">
+      <w:startOverride w:val="1"/>
+    </w:lvlOverride>
+    <w:lvlOverride w:ilvl="7">
+      <w:startOverride w:val="1"/>
+    </w:lvlOverride>
+    <w:lvlOverride w:ilvl="8">
+      <w:startOverride w:val="1"/>
+    </w:lvlOverride>
+  </w:num>
+  <w:num w:numId="1105">
+    <w:abstractNumId w:val="991"/>
+  </w:num>
+  <w:num w:numId="1106">
+    <w:abstractNumId w:val="991"/>
+  </w:num>
+  <w:num w:numId="1107">
+    <w:abstractNumId w:val="99411"/>
+    <w:lvlOverride w:ilvl="0">
+      <w:startOverride w:val="1"/>
+    </w:lvlOverride>
+    <w:lvlOverride w:ilvl="1">
+      <w:startOverride w:val="1"/>
+    </w:lvlOverride>
+    <w:lvlOverride w:ilvl="2">
+      <w:startOverride w:val="1"/>
+    </w:lvlOverride>
+    <w:lvlOverride w:ilvl="3">
+      <w:startOverride w:val="1"/>
+    </w:lvlOverride>
+    <w:lvlOverride w:ilvl="4">
+      <w:startOverride w:val="1"/>
+    </w:lvlOverride>
+    <w:lvlOverride w:ilvl="5">
+      <w:startOverride w:val="1"/>
+    </w:lvlOverride>
+    <w:lvlOverride w:ilvl="6">
+      <w:startOverride w:val="1"/>
+    </w:lvlOverride>
+    <w:lvlOverride w:ilvl="7">
+      <w:startOverride w:val="1"/>
+    </w:lvlOverride>
+    <w:lvlOverride w:ilvl="8">
+      <w:startOverride w:val="1"/>
+    </w:lvlOverride>
+  </w:num>
+  <w:num w:numId="1108">
     <w:abstractNumId w:val="991"/>
   </w:num>
 </w:numbering>
